--- a/public/templates/templateevaluasi34_integral.docx
+++ b/public/templates/templateevaluasi34_integral.docx
@@ -4856,2887 +4856,9 @@
       </w:r>
     </w:p>
     <w:p>
-      <w:pPr>
-        <w:spacing w:after="0" w:line="360" w:lineRule="auto"/>
-        <w:jc w:val="center"/>
-        <w:rPr>
-          <w:rFonts w:ascii="Arial" w:eastAsia="Arial" w:hAnsi="Arial" w:cs="Arial"/>
-          <w:b/>
-          <w:sz w:val="24"/>
-          <w:szCs w:val="24"/>
-        </w:rPr>
-      </w:pPr>
-    </w:p>
-    <w:p>
-      <w:pPr>
-        <w:spacing w:after="0" w:line="360" w:lineRule="auto"/>
-        <w:ind w:firstLine="851"/>
-        <w:jc w:val="both"/>
-        <w:rPr>
-          <w:rFonts w:ascii="Arial" w:eastAsia="Arial" w:hAnsi="Arial" w:cs="Arial"/>
-          <w:sz w:val="24"/>
-          <w:szCs w:val="24"/>
-        </w:rPr>
-      </w:pPr>
-      <w:r>
-        <w:t>${narasi_hasil_umum}</w:t>
-      </w:r>
-    </w:p>
-    <w:p>
-      <w:pPr>
-        <w:spacing w:line="360" w:lineRule="auto"/>
-        <w:ind w:firstLine="851"/>
-        <w:jc w:val="both"/>
-        <w:rPr>
-          <w:rFonts w:ascii="Arial" w:eastAsia="Arial" w:hAnsi="Arial" w:cs="Arial"/>
-          <w:sz w:val="24"/>
-          <w:szCs w:val="24"/>
-        </w:rPr>
-      </w:pPr>
-      <w:r>
-        <w:rPr>
-          <w:rFonts w:ascii="Arial" w:eastAsia="Arial" w:hAnsi="Arial" w:cs="Arial"/>
-          <w:sz w:val="24"/>
-          <w:szCs w:val="24"/>
-        </w:rPr>
-        <w:t>Setelah melalui seluruh tahapan penyusunan kuesioner sampai dengan pengolahan data responden, kegiatan evaluasi pasca pelatihan berhasil memberikan gambaran tentang persepsi alumni terhadap beberapa isu yang diangkat. Untuk mengulas lebih jauh berikut disampaikan hasil pelaksanaan evaluasi pasca pelatihan sebagai berikut</w:t>
-      </w:r>
-      <w:r>
-        <w:rPr>
-          <w:rFonts w:ascii="Arial" w:eastAsia="Arial" w:hAnsi="Arial" w:cs="Arial"/>
-          <w:sz w:val="24"/>
-          <w:szCs w:val="24"/>
-        </w:rPr>
-        <w:t>.</w:t>
-      </w:r>
-    </w:p>
-    <w:p>
-      <w:pPr>
-        <w:pStyle w:val="ListParagraph"/>
-        <w:numPr>
-          <w:ilvl w:val="0"/>
-          <w:numId w:val="30"/>
-        </w:numPr>
-        <w:spacing w:line="360" w:lineRule="auto"/>
-        <w:ind w:left="426" w:hanging="426"/>
-        <w:jc w:val="both"/>
-        <w:rPr>
-          <w:rFonts w:ascii="Arial" w:eastAsia="Arial" w:hAnsi="Arial" w:cs="Arial"/>
-          <w:sz w:val="24"/>
-          <w:szCs w:val="24"/>
-          <w:lang w:val="en-US"/>
-        </w:rPr>
-      </w:pPr>
-      <w:bookmarkStart w:id="1" w:name="_Hlk190395872"/>
-      <w:r>
-        <w:rPr>
-          <w:rFonts w:ascii="Arial" w:eastAsia="Arial" w:hAnsi="Arial" w:cs="Arial"/>
-          <w:sz w:val="24"/>
-          <w:szCs w:val="24"/>
-          <w:lang w:val="en-US"/>
-        </w:rPr>
-        <w:t>Informasi Umum</w:t>
-      </w:r>
-    </w:p>
-    <w:bookmarkEnd w:id="1"/>
-    <w:p>
-      <w:pPr>
-        <w:pStyle w:val="ListParagraph"/>
-        <w:numPr>
-          <w:ilvl w:val="0"/>
-          <w:numId w:val="31"/>
-        </w:numPr>
-        <w:spacing w:line="360" w:lineRule="auto"/>
-        <w:ind w:left="709" w:hanging="283"/>
-        <w:jc w:val="both"/>
-        <w:rPr>
-          <w:rFonts w:ascii="Arial" w:eastAsia="Arial" w:hAnsi="Arial" w:cs="Arial"/>
-          <w:sz w:val="24"/>
-          <w:szCs w:val="24"/>
-          <w:lang w:val="en-US"/>
-        </w:rPr>
-      </w:pPr>
-      <w:r>
-        <w:rPr>
-          <w:rFonts w:ascii="Arial" w:eastAsia="Arial" w:hAnsi="Arial" w:cs="Arial"/>
-          <w:sz w:val="24"/>
-          <w:szCs w:val="24"/>
-          <w:lang w:val="en-US"/>
-        </w:rPr>
-        <w:t xml:space="preserve">Tingkat Pendidikan </w:t>
-      </w:r>
-    </w:p>
-    <w:p>
-      <w:pPr>
-        <w:pStyle w:val="ListParagraph"/>
-        <w:spacing w:line="360" w:lineRule="auto"/>
-        <w:ind w:left="709"/>
-        <w:jc w:val="both"/>
-        <w:rPr>
-          <w:rFonts w:ascii="Arial" w:eastAsia="Arial" w:hAnsi="Arial" w:cs="Arial"/>
-          <w:sz w:val="24"/>
-          <w:szCs w:val="24"/>
-          <w:lang w:val="en-US"/>
-        </w:rPr>
-      </w:pPr>
-      <w:r>
-        <w:t>Alumni peserta Penyusunan saran Kebijakan Evaluasi pasca ${nama_pelatihan} di lingkungan Pemerintah Provinsi Jawa Barat memiliki latar belakang Pendidikan beragam sebagaimana digambarkan pada Tabel berikut;</w:t>
-      </w:r>
-    </w:p>
-    <w:p>
-      <w:pPr>
-        <w:pStyle w:val="ListParagraph"/>
-        <w:spacing w:line="360" w:lineRule="auto"/>
-        <w:ind w:left="709"/>
-        <w:jc w:val="both"/>
-        <w:rPr>
-          <w:rFonts w:ascii="Arial" w:eastAsia="Arial" w:hAnsi="Arial" w:cs="Arial"/>
-          <w:sz w:val="24"/>
-          <w:szCs w:val="24"/>
-          <w:lang w:val="en-US"/>
-        </w:rPr>
-      </w:pPr>
-    </w:p>
-    <w:p>
-      <w:pPr>
-        <w:pStyle w:val="ListParagraph"/>
-        <w:spacing w:line="360" w:lineRule="auto"/>
-        <w:ind w:hanging="11"/>
-        <w:jc w:val="center"/>
-        <w:rPr>
-          <w:rFonts w:ascii="Arial" w:eastAsia="Arial" w:hAnsi="Arial" w:cs="Arial"/>
-          <w:sz w:val="24"/>
-          <w:szCs w:val="24"/>
-          <w:lang w:val="en-US"/>
-        </w:rPr>
-      </w:pPr>
-      <w:r>
-        <w:rPr>
-          <w:rFonts w:ascii="Arial" w:eastAsia="Arial" w:hAnsi="Arial" w:cs="Arial"/>
-          <w:sz w:val="24"/>
-          <w:szCs w:val="24"/>
-          <w:lang w:val="en-US"/>
-        </w:rPr>
-        <w:t xml:space="preserve">Gambar 1, Tingkat Pendidikan </w:t>
-      </w:r>
-    </w:p>
-    <w:p>
-      <w:pPr>
-        <w:pStyle w:val="ListParagraph"/>
-        <w:spacing w:line="360" w:lineRule="auto"/>
-        <w:ind w:left="709"/>
-        <w:jc w:val="both"/>
-        <w:rPr>
-          <w:rFonts w:ascii="Arial" w:eastAsia="Arial" w:hAnsi="Arial" w:cs="Arial"/>
-          <w:sz w:val="24"/>
-          <w:szCs w:val="24"/>
-          <w:lang w:val="en-US"/>
-        </w:rPr>
-      </w:pPr>
-      <w:r>
-        <w:t>${ringkasan_pendidikan}</w:t>
-      </w:r>
-    </w:p>
-    <w:p>
-      <w:pPr>
-        <w:pStyle w:val="ListParagraph"/>
-        <w:spacing w:line="360" w:lineRule="auto"/>
-        <w:ind w:left="709"/>
-        <w:jc w:val="both"/>
-        <w:rPr>
-          <w:rFonts w:ascii="Arial" w:eastAsia="Arial" w:hAnsi="Arial" w:cs="Arial"/>
-          <w:sz w:val="24"/>
-          <w:szCs w:val="24"/>
-          <w:lang w:val="en-US"/>
-        </w:rPr>
-      </w:pPr>
-    </w:p>
-    <w:p>
-      <w:pPr>
-        <w:pStyle w:val="ListParagraph"/>
-        <w:numPr>
-          <w:ilvl w:val="0"/>
-          <w:numId w:val="31"/>
-        </w:numPr>
-        <w:spacing w:line="360" w:lineRule="auto"/>
-        <w:ind w:left="709" w:hanging="283"/>
-        <w:jc w:val="both"/>
-        <w:rPr>
-          <w:rFonts w:ascii="Arial" w:eastAsia="Arial" w:hAnsi="Arial" w:cs="Arial"/>
-          <w:sz w:val="24"/>
-          <w:szCs w:val="24"/>
-          <w:lang w:val="en-US"/>
-        </w:rPr>
-      </w:pPr>
-      <w:r>
-        <w:rPr>
-          <w:rFonts w:ascii="Arial" w:eastAsia="Arial" w:hAnsi="Arial" w:cs="Arial"/>
-          <w:sz w:val="24"/>
-          <w:szCs w:val="24"/>
-          <w:lang w:val="en-US"/>
-        </w:rPr>
-        <w:t>Golongan Kepangkatan</w:t>
-      </w:r>
-    </w:p>
-    <w:p>
-      <w:pPr>
-        <w:pStyle w:val="ListParagraph"/>
-        <w:spacing w:line="360" w:lineRule="auto"/>
-        <w:ind w:left="709"/>
-        <w:jc w:val="both"/>
-        <w:rPr>
-          <w:rFonts w:ascii="Arial" w:eastAsia="Arial" w:hAnsi="Arial" w:cs="Arial"/>
-          <w:sz w:val="24"/>
-          <w:szCs w:val="24"/>
-          <w:lang w:val="sv-SE"/>
-        </w:rPr>
-      </w:pPr>
-      <w:r>
-        <w:t>Peserta pasca ${nama_pelatihan} di lingkungan Pemerintah Provinsi Jawa Barat dapat dilahat pada gambar berikut;</w:t>
-      </w:r>
-    </w:p>
-    <w:p>
-      <w:pPr>
-        <w:pStyle w:val="ListParagraph"/>
-        <w:spacing w:line="360" w:lineRule="auto"/>
-        <w:ind w:left="709"/>
-        <w:jc w:val="both"/>
-        <w:rPr>
-          <w:rFonts w:ascii="Arial" w:eastAsia="Arial" w:hAnsi="Arial" w:cs="Arial"/>
-          <w:sz w:val="24"/>
-          <w:szCs w:val="24"/>
-          <w:lang w:val="sv-SE"/>
-        </w:rPr>
-      </w:pPr>
-    </w:p>
-    <w:p>
-      <w:pPr>
-        <w:pStyle w:val="ListParagraph"/>
-        <w:spacing w:line="360" w:lineRule="auto"/>
-        <w:ind w:left="709"/>
-        <w:jc w:val="both"/>
-        <w:rPr>
-          <w:rFonts w:ascii="Arial" w:eastAsia="Arial" w:hAnsi="Arial" w:cs="Arial"/>
-          <w:sz w:val="24"/>
-          <w:szCs w:val="24"/>
-          <w:lang w:val="sv-SE"/>
-        </w:rPr>
-      </w:pPr>
-    </w:p>
-    <w:p>
-      <w:pPr>
-        <w:pStyle w:val="ListParagraph"/>
-        <w:spacing w:line="360" w:lineRule="auto"/>
-        <w:ind w:left="709"/>
-        <w:jc w:val="center"/>
-        <w:rPr>
-          <w:rFonts w:ascii="Arial" w:eastAsia="Arial" w:hAnsi="Arial" w:cs="Arial"/>
-          <w:sz w:val="24"/>
-          <w:szCs w:val="24"/>
-          <w:lang w:val="en-US"/>
-        </w:rPr>
-      </w:pPr>
-      <w:r>
-        <w:rPr>
-          <w:rFonts w:ascii="Arial" w:eastAsia="Arial" w:hAnsi="Arial" w:cs="Arial"/>
-          <w:sz w:val="24"/>
-          <w:szCs w:val="24"/>
-          <w:lang w:val="en-US"/>
-        </w:rPr>
-        <w:t>Gambar 2 Golongan Kepangkatan</w:t>
-      </w:r>
-    </w:p>
-    <w:p>
-      <w:pPr>
-        <w:pStyle w:val="ListParagraph"/>
-        <w:spacing w:line="360" w:lineRule="auto"/>
-        <w:ind w:left="709"/>
-        <w:jc w:val="both"/>
-        <w:rPr>
-          <w:rFonts w:ascii="Arial" w:eastAsia="Arial" w:hAnsi="Arial" w:cs="Arial"/>
-          <w:sz w:val="24"/>
-          <w:szCs w:val="24"/>
-          <w:lang w:val="en-US"/>
-        </w:rPr>
-      </w:pPr>
-      <w:r>
-        <w:t>${ringkasan_pangkat}</w:t>
-      </w:r>
-    </w:p>
-    <w:p>
-      <w:pPr>
-        <w:pStyle w:val="ListParagraph"/>
-        <w:spacing w:line="360" w:lineRule="auto"/>
-        <w:ind w:left="709"/>
-        <w:jc w:val="both"/>
-        <w:rPr>
-          <w:rFonts w:ascii="Arial" w:eastAsia="Arial" w:hAnsi="Arial" w:cs="Arial"/>
-          <w:sz w:val="24"/>
-          <w:szCs w:val="24"/>
-          <w:lang w:val="en-US"/>
-        </w:rPr>
-      </w:pPr>
-    </w:p>
-    <w:p>
-      <w:pPr>
-        <w:pStyle w:val="ListParagraph"/>
-        <w:numPr>
-          <w:ilvl w:val="0"/>
-          <w:numId w:val="31"/>
-        </w:numPr>
-        <w:spacing w:line="360" w:lineRule="auto"/>
-        <w:ind w:left="709" w:hanging="283"/>
-        <w:jc w:val="both"/>
-        <w:rPr>
-          <w:rFonts w:ascii="Arial" w:eastAsia="Arial" w:hAnsi="Arial" w:cs="Arial"/>
-          <w:sz w:val="24"/>
-          <w:szCs w:val="24"/>
-          <w:lang w:val="en-US"/>
-        </w:rPr>
-      </w:pPr>
-      <w:r>
-        <w:rPr>
-          <w:rFonts w:ascii="Arial" w:eastAsia="Arial" w:hAnsi="Arial" w:cs="Arial"/>
-          <w:sz w:val="24"/>
-          <w:szCs w:val="24"/>
-          <w:lang w:val="en-US"/>
-        </w:rPr>
-        <w:t>Jabatan</w:t>
-      </w:r>
-    </w:p>
-    <w:p>
-      <w:pPr>
-        <w:pStyle w:val="ListParagraph"/>
-        <w:spacing w:line="360" w:lineRule="auto"/>
-        <w:jc w:val="both"/>
-        <w:rPr>
-          <w:rFonts w:ascii="Arial" w:eastAsia="Arial" w:hAnsi="Arial" w:cs="Arial"/>
-          <w:sz w:val="24"/>
-          <w:szCs w:val="24"/>
-          <w:lang w:val="en-US"/>
-        </w:rPr>
-      </w:pPr>
-      <w:r>
-        <w:t>Alumni peserta ${nama_pelatihan} di lingkungan Pemerintah Provinsi Jawa Barat sejumlah ${jab_berubah} orang alumni pelatihan sudah beralih tugas ke jabatan berbeda, data seperti gambar sebagai berikut :</w:t>
-      </w:r>
-    </w:p>
-    <w:p>
-      <w:pPr>
-        <w:spacing w:after="0" w:line="360" w:lineRule="auto"/>
-        <w:ind w:left="1440" w:firstLine="720"/>
-        <w:jc w:val="both"/>
-        <w:rPr>
-          <w:rFonts w:ascii="Arial" w:eastAsia="Arial" w:hAnsi="Arial" w:cs="Arial"/>
-          <w:sz w:val="24"/>
-          <w:szCs w:val="24"/>
-          <w:lang w:val="en-US"/>
-        </w:rPr>
-      </w:pPr>
-      <w:r>
-        <w:rPr>
-          <w:rFonts w:ascii="Arial" w:eastAsia="Arial" w:hAnsi="Arial" w:cs="Arial"/>
-          <w:sz w:val="24"/>
-          <w:szCs w:val="24"/>
-          <w:lang w:val="en-US"/>
-        </w:rPr>
-        <w:t xml:space="preserve">         </w:t>
-      </w:r>
-      <w:r>
-        <w:rPr>
-          <w:rFonts w:ascii="Arial" w:eastAsia="Arial" w:hAnsi="Arial" w:cs="Arial"/>
-          <w:sz w:val="24"/>
-          <w:szCs w:val="24"/>
-          <w:lang w:val="en-US"/>
-        </w:rPr>
-        <w:t xml:space="preserve">Gambar </w:t>
-      </w:r>
-      <w:r>
-        <w:rPr>
-          <w:rFonts w:ascii="Arial" w:eastAsia="Arial" w:hAnsi="Arial" w:cs="Arial"/>
-          <w:sz w:val="24"/>
-          <w:szCs w:val="24"/>
-          <w:lang w:val="en-US"/>
-        </w:rPr>
-        <w:t>3</w:t>
-      </w:r>
-      <w:r>
-        <w:rPr>
-          <w:rFonts w:ascii="Arial" w:eastAsia="Arial" w:hAnsi="Arial" w:cs="Arial"/>
-          <w:sz w:val="24"/>
-          <w:szCs w:val="24"/>
-          <w:lang w:val="en-US"/>
-        </w:rPr>
-        <w:t xml:space="preserve"> Jabatan Peser</w:t>
-      </w:r>
-      <w:r>
-        <w:rPr>
-          <w:rFonts w:ascii="Arial" w:eastAsia="Arial" w:hAnsi="Arial" w:cs="Arial"/>
-          <w:sz w:val="24"/>
-          <w:szCs w:val="24"/>
-          <w:lang w:val="en-US"/>
-        </w:rPr>
-        <w:t>t</w:t>
-      </w:r>
-      <w:r>
-        <w:rPr>
-          <w:rFonts w:ascii="Arial" w:eastAsia="Arial" w:hAnsi="Arial" w:cs="Arial"/>
-          <w:sz w:val="24"/>
-          <w:szCs w:val="24"/>
-          <w:lang w:val="en-US"/>
-        </w:rPr>
-        <w:t>a Pelatihan</w:t>
-      </w:r>
-    </w:p>
-    <w:p>
-      <w:pPr>
-        <w:pStyle w:val="ListParagraph"/>
-        <w:spacing w:line="360" w:lineRule="auto"/>
-        <w:ind w:left="851"/>
-        <w:jc w:val="both"/>
-        <w:rPr>
-          <w:rFonts w:ascii="Arial" w:eastAsia="Arial" w:hAnsi="Arial" w:cs="Arial"/>
-          <w:sz w:val="24"/>
-          <w:szCs w:val="24"/>
-          <w:lang w:val="en-US"/>
-        </w:rPr>
-      </w:pPr>
-      <w:r>
-        <w:t>${ringkasan_jabatan}</w:t>
-      </w:r>
-    </w:p>
-    <w:p>
-      <w:pPr>
-        <w:pStyle w:val="ListParagraph"/>
-        <w:spacing w:line="360" w:lineRule="auto"/>
-        <w:ind w:left="851"/>
-        <w:jc w:val="both"/>
-        <w:rPr>
-          <w:rFonts w:ascii="Arial" w:eastAsia="Arial" w:hAnsi="Arial" w:cs="Arial"/>
-          <w:sz w:val="24"/>
-          <w:szCs w:val="24"/>
-          <w:lang w:val="en-US"/>
-        </w:rPr>
-      </w:pPr>
-    </w:p>
-    <w:p>
-      <w:pPr>
-        <w:pStyle w:val="ListParagraph"/>
-        <w:numPr>
-          <w:ilvl w:val="0"/>
-          <w:numId w:val="31"/>
-        </w:numPr>
-        <w:spacing w:line="360" w:lineRule="auto"/>
-        <w:ind w:left="709" w:hanging="283"/>
-        <w:jc w:val="both"/>
-        <w:rPr>
-          <w:rFonts w:ascii="Arial" w:eastAsia="Arial" w:hAnsi="Arial" w:cs="Arial"/>
-          <w:sz w:val="24"/>
-          <w:szCs w:val="24"/>
-          <w:lang w:val="en-US"/>
-        </w:rPr>
-      </w:pPr>
-      <w:r>
-        <w:rPr>
-          <w:rFonts w:ascii="Arial" w:eastAsia="Arial" w:hAnsi="Arial" w:cs="Arial"/>
-          <w:sz w:val="24"/>
-          <w:szCs w:val="24"/>
-          <w:lang w:val="en-US"/>
-        </w:rPr>
-        <w:lastRenderedPageBreak/>
-        <w:t>Unit Kerja</w:t>
-      </w:r>
-    </w:p>
-    <w:p>
-      <w:pPr>
-        <w:pStyle w:val="ListParagraph"/>
-        <w:spacing w:line="360" w:lineRule="auto"/>
-        <w:ind w:left="709"/>
-        <w:jc w:val="both"/>
-        <w:rPr>
-          <w:rFonts w:ascii="Arial" w:eastAsia="Arial" w:hAnsi="Arial" w:cs="Arial"/>
-          <w:sz w:val="24"/>
-          <w:szCs w:val="24"/>
-          <w:lang w:val="en-US"/>
-        </w:rPr>
-      </w:pPr>
-      <w:r>
-        <w:t>Alumni peserta ${nama_pelatihan} di lingkungan Pemerintah Provinsi Jawa Barat pada umumnya masih masih bertugas di unit kerja yang sama, terdapat ${unit_berubah} orang alumni yang berpindah tugas ke unit lainnhya.</w:t>
-      </w:r>
-    </w:p>
-    <w:p>
-      <w:pPr>
-        <w:pStyle w:val="ListParagraph"/>
-        <w:spacing w:line="360" w:lineRule="auto"/>
-        <w:ind w:left="709"/>
-        <w:jc w:val="center"/>
-        <w:rPr>
-          <w:rFonts w:ascii="Arial" w:eastAsia="Arial" w:hAnsi="Arial" w:cs="Arial"/>
-          <w:sz w:val="24"/>
-          <w:szCs w:val="24"/>
-          <w:lang w:val="en-US"/>
-        </w:rPr>
-      </w:pPr>
-    </w:p>
-    <w:p>
-      <w:pPr>
-        <w:pStyle w:val="ListParagraph"/>
-        <w:spacing w:line="360" w:lineRule="auto"/>
-        <w:ind w:left="709"/>
-        <w:jc w:val="center"/>
-        <w:rPr>
-          <w:rFonts w:ascii="Arial" w:eastAsia="Arial" w:hAnsi="Arial" w:cs="Arial"/>
-          <w:sz w:val="24"/>
-          <w:szCs w:val="24"/>
-          <w:lang w:val="en-US"/>
-        </w:rPr>
-      </w:pPr>
-      <w:r>
-        <w:rPr>
-          <w:rFonts w:ascii="Arial" w:eastAsia="Arial" w:hAnsi="Arial" w:cs="Arial"/>
-          <w:sz w:val="24"/>
-          <w:szCs w:val="24"/>
-          <w:lang w:val="en-US"/>
-        </w:rPr>
-        <w:t>Gambar 4. Unit Kerja</w:t>
-      </w:r>
-    </w:p>
-    <w:p>
-      <w:pPr>
-        <w:pStyle w:val="ListParagraph"/>
-        <w:spacing w:line="360" w:lineRule="auto"/>
-        <w:ind w:left="709"/>
-        <w:jc w:val="both"/>
-        <w:rPr>
-          <w:rFonts w:ascii="Arial" w:eastAsia="Arial" w:hAnsi="Arial" w:cs="Arial"/>
-          <w:sz w:val="24"/>
-          <w:szCs w:val="24"/>
-          <w:lang w:val="en-US"/>
-        </w:rPr>
-      </w:pPr>
-      <w:r>
-        <w:t>${ringkasan_unit}</w:t>
-      </w:r>
-    </w:p>
-    <w:p>
-      <w:pPr>
-        <w:pStyle w:val="ListParagraph"/>
-        <w:numPr>
-          <w:ilvl w:val="0"/>
-          <w:numId w:val="31"/>
-        </w:numPr>
-        <w:spacing w:line="360" w:lineRule="auto"/>
-        <w:ind w:left="709" w:hanging="283"/>
-        <w:jc w:val="both"/>
-        <w:rPr>
-          <w:rFonts w:ascii="Arial" w:eastAsia="Arial" w:hAnsi="Arial" w:cs="Arial"/>
-          <w:sz w:val="24"/>
-          <w:szCs w:val="24"/>
-          <w:lang w:val="en-US"/>
-        </w:rPr>
-      </w:pPr>
-      <w:r>
-        <w:rPr>
-          <w:rFonts w:ascii="Arial" w:eastAsia="Arial" w:hAnsi="Arial" w:cs="Arial"/>
-          <w:sz w:val="24"/>
-          <w:szCs w:val="24"/>
-          <w:lang w:val="en-US"/>
-        </w:rPr>
-        <w:t>Perangkat Daerah</w:t>
-      </w:r>
-    </w:p>
-    <w:p>
-      <w:pPr>
-        <w:pStyle w:val="ListParagraph"/>
-        <w:spacing w:line="360" w:lineRule="auto"/>
-        <w:ind w:left="709"/>
-        <w:jc w:val="both"/>
-        <w:rPr>
-          <w:rFonts w:ascii="Arial" w:eastAsia="Arial" w:hAnsi="Arial" w:cs="Arial"/>
-          <w:sz w:val="24"/>
-          <w:szCs w:val="24"/>
-          <w:lang w:val="en-US"/>
-        </w:rPr>
-      </w:pPr>
-      <w:r>
-        <w:t>Alumni peserta ${nama_pelatihan} di lingkungan Pemerintah Provinsi Jawa Barat masih bekerja di perangkat daerah yang sama sebelum dan sesudah mengikuti pelatihan.</w:t>
-      </w:r>
-    </w:p>
-    <w:p>
-      <w:pPr>
-        <w:pStyle w:val="ListParagraph"/>
-        <w:spacing w:line="360" w:lineRule="auto"/>
-        <w:ind w:left="709"/>
-        <w:jc w:val="center"/>
-        <w:rPr>
-          <w:rFonts w:ascii="Arial" w:eastAsia="Arial" w:hAnsi="Arial" w:cs="Arial"/>
-          <w:sz w:val="24"/>
-          <w:szCs w:val="24"/>
-          <w:lang w:val="en-US"/>
-        </w:rPr>
-      </w:pPr>
-      <w:r>
-        <w:rPr>
-          <w:rFonts w:ascii="Arial" w:eastAsia="Arial" w:hAnsi="Arial" w:cs="Arial"/>
-          <w:sz w:val="24"/>
-          <w:szCs w:val="24"/>
-          <w:lang w:val="en-US"/>
-        </w:rPr>
-        <w:t>Gambar 5. Perangkat Daerah</w:t>
-      </w:r>
-    </w:p>
-    <w:p>
-      <w:pPr>
-        <w:pStyle w:val="ListParagraph"/>
-        <w:spacing w:line="360" w:lineRule="auto"/>
-        <w:ind w:left="709"/>
-        <w:jc w:val="both"/>
-        <w:rPr>
-          <w:rFonts w:ascii="Arial" w:eastAsia="Arial" w:hAnsi="Arial" w:cs="Arial"/>
-          <w:sz w:val="24"/>
-          <w:szCs w:val="24"/>
-          <w:lang w:val="en-US"/>
-        </w:rPr>
-      </w:pPr>
-      <w:r>
-        <w:t>${jumlah_instansi}</w:t>
-      </w:r>
-    </w:p>
-    <w:p>
-      <w:pPr>
-        <w:pStyle w:val="ListParagraph"/>
-        <w:spacing w:line="360" w:lineRule="auto"/>
-        <w:ind w:left="709"/>
-        <w:jc w:val="both"/>
-        <w:rPr>
-          <w:rFonts w:ascii="Arial" w:eastAsia="Arial" w:hAnsi="Arial" w:cs="Arial"/>
-          <w:sz w:val="24"/>
-          <w:szCs w:val="24"/>
-          <w:lang w:val="en-US"/>
-        </w:rPr>
-      </w:pPr>
-    </w:p>
-    <w:p>
-      <w:pPr>
-        <w:pStyle w:val="ListParagraph"/>
-        <w:numPr>
-          <w:ilvl w:val="0"/>
-          <w:numId w:val="31"/>
-        </w:numPr>
-        <w:spacing w:line="360" w:lineRule="auto"/>
-        <w:ind w:left="709" w:hanging="283"/>
-        <w:jc w:val="both"/>
-        <w:rPr>
-          <w:rFonts w:ascii="Arial" w:eastAsia="Arial" w:hAnsi="Arial" w:cs="Arial"/>
-          <w:sz w:val="24"/>
-          <w:szCs w:val="24"/>
-          <w:lang w:val="en-US"/>
-        </w:rPr>
-      </w:pPr>
-      <w:r>
-        <w:rPr>
-          <w:rFonts w:ascii="Arial" w:eastAsia="Arial" w:hAnsi="Arial" w:cs="Arial"/>
-          <w:sz w:val="24"/>
-          <w:szCs w:val="24"/>
-          <w:lang w:val="en-US"/>
-        </w:rPr>
-        <w:t>Penugasan Saat Ini.</w:t>
-      </w:r>
-    </w:p>
-    <w:p>
-      <w:pPr>
-        <w:pStyle w:val="ListParagraph"/>
-        <w:spacing w:line="360" w:lineRule="auto"/>
-        <w:ind w:left="709"/>
-        <w:jc w:val="both"/>
-        <w:rPr>
-          <w:rFonts w:ascii="Arial" w:eastAsia="Arial" w:hAnsi="Arial" w:cs="Arial"/>
-          <w:sz w:val="24"/>
-          <w:szCs w:val="24"/>
-          <w:lang w:val="en-US"/>
-        </w:rPr>
-      </w:pPr>
-      <w:r>
-        <w:t>${placement_content_1}</w:t>
-      </w:r>
-    </w:p>
-    <w:p>
-      <w:pPr>
-        <w:pStyle w:val="ListParagraph"/>
-        <w:spacing w:line="360" w:lineRule="auto"/>
-        <w:ind w:left="709"/>
-        <w:jc w:val="both"/>
-        <w:rPr>
-          <w:rFonts w:ascii="Arial" w:eastAsia="Arial" w:hAnsi="Arial" w:cs="Arial"/>
-          <w:sz w:val="24"/>
-          <w:szCs w:val="24"/>
-          <w:lang w:val="en-US"/>
-        </w:rPr>
-      </w:pPr>
-    </w:p>
-    <w:p>
-      <w:pPr>
-        <w:pStyle w:val="ListParagraph"/>
-        <w:spacing w:line="360" w:lineRule="auto"/>
-        <w:ind w:left="709"/>
-        <w:jc w:val="both"/>
-        <w:rPr>
-          <w:rFonts w:ascii="Arial" w:eastAsia="Arial" w:hAnsi="Arial" w:cs="Arial"/>
-          <w:sz w:val="12"/>
-          <w:szCs w:val="12"/>
-          <w:lang w:val="en-US"/>
-        </w:rPr>
-      </w:pPr>
-    </w:p>
-    <w:p>
-      <w:pPr>
-        <w:pStyle w:val="ListParagraph"/>
-        <w:spacing w:line="360" w:lineRule="auto"/>
-        <w:ind w:left="709"/>
-        <w:jc w:val="center"/>
-        <w:rPr>
-          <w:rFonts w:ascii="Arial" w:eastAsia="Arial" w:hAnsi="Arial" w:cs="Arial"/>
-          <w:sz w:val="24"/>
-          <w:szCs w:val="24"/>
-          <w:lang w:val="en-US"/>
-        </w:rPr>
-      </w:pPr>
-      <w:r>
-        <w:rPr>
-          <w:rFonts w:ascii="Arial" w:eastAsia="Arial" w:hAnsi="Arial" w:cs="Arial"/>
-          <w:sz w:val="24"/>
-          <w:szCs w:val="24"/>
-          <w:lang w:val="en-US"/>
-        </w:rPr>
-        <w:t>Gambar 6 Penugasan Saat Ini</w:t>
-      </w:r>
-    </w:p>
-    <w:p>
-      <w:pPr>
-        <w:pStyle w:val="ListParagraph"/>
-        <w:spacing w:line="360" w:lineRule="auto"/>
-        <w:ind w:left="709"/>
-        <w:jc w:val="both"/>
-        <w:rPr>
-          <w:rFonts w:ascii="Arial" w:eastAsia="Arial" w:hAnsi="Arial" w:cs="Arial"/>
-          <w:sz w:val="24"/>
-          <w:szCs w:val="24"/>
-          <w:lang w:val="en-US"/>
-        </w:rPr>
-      </w:pPr>
-      <w:r>
-        <w:rPr>
-          <w:noProof/>
-        </w:rPr>
-        <w:t>{ringkasan_penugasan}</w:t>
-      </w:r>
-    </w:p>
-    <w:p>
-      <w:pPr>
-        <w:pStyle w:val="ListParagraph"/>
-        <w:spacing w:line="360" w:lineRule="auto"/>
-        <w:ind w:left="709"/>
-        <w:jc w:val="both"/>
-        <w:rPr>
-          <w:rFonts w:ascii="Arial" w:eastAsia="Arial" w:hAnsi="Arial" w:cs="Arial"/>
-          <w:sz w:val="24"/>
-          <w:szCs w:val="24"/>
-          <w:lang w:val="en-US"/>
-        </w:rPr>
-      </w:pPr>
-    </w:p>
-    <w:p>
-      <w:pPr>
-        <w:pStyle w:val="ListParagraph"/>
-        <w:numPr>
-          <w:ilvl w:val="0"/>
-          <w:numId w:val="31"/>
-        </w:numPr>
-        <w:spacing w:line="360" w:lineRule="auto"/>
-        <w:ind w:left="709" w:hanging="283"/>
-        <w:jc w:val="both"/>
-        <w:rPr>
-          <w:rFonts w:ascii="Arial" w:eastAsia="Arial" w:hAnsi="Arial" w:cs="Arial"/>
-          <w:sz w:val="24"/>
-          <w:szCs w:val="24"/>
-          <w:lang w:val="en-US"/>
-        </w:rPr>
-      </w:pPr>
-      <w:r>
-        <w:t>${placement_content_2}</w:t>
-      </w:r>
-    </w:p>
-    <w:p>
-      <w:pPr>
-        <w:pStyle w:val="ListParagraph"/>
-        <w:spacing w:line="360" w:lineRule="auto"/>
-        <w:ind w:left="709"/>
-        <w:jc w:val="both"/>
-        <w:rPr>
-          <w:rFonts w:ascii="Arial" w:eastAsia="Arial" w:hAnsi="Arial" w:cs="Arial"/>
-          <w:sz w:val="16"/>
-          <w:szCs w:val="16"/>
-          <w:lang w:val="en-US"/>
-        </w:rPr>
-      </w:pPr>
-    </w:p>
-    <w:p>
-      <w:pPr>
-        <w:pStyle w:val="ListParagraph"/>
-        <w:spacing w:line="360" w:lineRule="auto"/>
-        <w:ind w:left="709"/>
-        <w:jc w:val="center"/>
-        <w:rPr>
-          <w:rFonts w:ascii="Arial" w:eastAsia="Arial" w:hAnsi="Arial" w:cs="Arial"/>
-          <w:sz w:val="24"/>
-          <w:szCs w:val="24"/>
-          <w:lang w:val="sv-SE"/>
-        </w:rPr>
-      </w:pPr>
-      <w:r>
-        <w:rPr>
-          <w:rFonts w:ascii="Arial" w:eastAsia="Arial" w:hAnsi="Arial" w:cs="Arial"/>
-          <w:sz w:val="24"/>
-          <w:szCs w:val="24"/>
-          <w:lang w:val="sv-SE"/>
-        </w:rPr>
-        <w:t>Gambar. 7 Hasil Pelatihan Membantu T</w:t>
-      </w:r>
-      <w:r>
-        <w:rPr>
-          <w:rFonts w:ascii="Arial" w:eastAsia="Arial" w:hAnsi="Arial" w:cs="Arial"/>
-          <w:sz w:val="24"/>
-          <w:szCs w:val="24"/>
-          <w:lang w:val="sv-SE"/>
-        </w:rPr>
-        <w:t>ugas</w:t>
-      </w:r>
-    </w:p>
-    <w:p>
-      <w:pPr>
-        <w:spacing w:line="360" w:lineRule="auto"/>
-        <w:ind w:left="709"/>
-        <w:jc w:val="both"/>
-        <w:rPr>
-          <w:rFonts w:ascii="Arial" w:eastAsia="Arial" w:hAnsi="Arial" w:cs="Arial"/>
-          <w:sz w:val="24"/>
-          <w:szCs w:val="24"/>
-          <w:lang w:val="en-US"/>
-        </w:rPr>
-      </w:pPr>
-      <w:r>
-        <w:rPr>
-          <w:noProof/>
-        </w:rPr>
-        <w:t>{ringkasan_penugasan</w:t>
-      </w:r>
-    </w:p>
-    <w:p>
-      <w:pPr>
-        <w:pStyle w:val="ListParagraph"/>
-        <w:numPr>
-          <w:ilvl w:val="0"/>
-          <w:numId w:val="31"/>
-        </w:numPr>
-        <w:spacing w:line="360" w:lineRule="auto"/>
-        <w:ind w:left="709" w:hanging="283"/>
-        <w:jc w:val="both"/>
-        <w:rPr>
-          <w:rFonts w:ascii="Arial" w:eastAsia="Arial" w:hAnsi="Arial" w:cs="Arial"/>
-          <w:sz w:val="24"/>
-          <w:szCs w:val="24"/>
-          <w:lang w:val="en-US"/>
-        </w:rPr>
-      </w:pPr>
-      <w:r>
-        <w:t>${placement_content_3}</w:t>
-      </w:r>
-    </w:p>
-    <w:p>
-      <w:pPr>
-        <w:pStyle w:val="ListParagraph"/>
-        <w:spacing w:line="360" w:lineRule="auto"/>
-        <w:ind w:left="709"/>
-        <w:jc w:val="center"/>
-        <w:rPr>
-          <w:rFonts w:ascii="Arial" w:eastAsia="Arial" w:hAnsi="Arial" w:cs="Arial"/>
-          <w:sz w:val="24"/>
-          <w:szCs w:val="24"/>
-          <w:lang w:val="en-US"/>
-        </w:rPr>
-      </w:pPr>
-    </w:p>
-    <w:p>
-      <w:pPr>
-        <w:pStyle w:val="ListParagraph"/>
-        <w:spacing w:line="360" w:lineRule="auto"/>
-        <w:ind w:left="709"/>
-        <w:jc w:val="center"/>
-        <w:rPr>
-          <w:rFonts w:ascii="Arial" w:eastAsia="Arial" w:hAnsi="Arial" w:cs="Arial"/>
-          <w:sz w:val="24"/>
-          <w:szCs w:val="24"/>
-          <w:lang w:val="sv-SE"/>
-        </w:rPr>
-      </w:pPr>
-      <w:r>
-        <w:rPr>
-          <w:rFonts w:ascii="Arial" w:eastAsia="Arial" w:hAnsi="Arial" w:cs="Arial"/>
-          <w:sz w:val="24"/>
-          <w:szCs w:val="24"/>
-          <w:lang w:val="sv-SE"/>
-        </w:rPr>
-        <w:t>Gambar 8. Tempat Tugas Tidak b</w:t>
-      </w:r>
-      <w:r>
-        <w:rPr>
-          <w:rFonts w:ascii="Arial" w:eastAsia="Arial" w:hAnsi="Arial" w:cs="Arial"/>
-          <w:sz w:val="24"/>
-          <w:szCs w:val="24"/>
-          <w:lang w:val="sv-SE"/>
-        </w:rPr>
-        <w:t>erkaitan dengan Pelatihan</w:t>
-      </w:r>
-      <w:r>
-        <w:rPr>
-          <w:rFonts w:ascii="Arial" w:eastAsia="Arial" w:hAnsi="Arial" w:cs="Arial"/>
-          <w:sz w:val="24"/>
-          <w:szCs w:val="24"/>
-          <w:lang w:val="sv-SE"/>
-        </w:rPr>
-        <w:t>, Namun Membantu Menjalankan Tugas</w:t>
-      </w:r>
-    </w:p>
-    <w:p>
-      <w:pPr>
-        <w:pStyle w:val="ListParagraph"/>
-        <w:spacing w:line="360" w:lineRule="auto"/>
-        <w:ind w:left="709"/>
-        <w:jc w:val="both"/>
-        <w:rPr>
-          <w:rFonts w:ascii="Arial" w:eastAsia="Arial" w:hAnsi="Arial" w:cs="Arial"/>
-          <w:sz w:val="24"/>
-          <w:szCs w:val="24"/>
-          <w:lang w:val="en-US"/>
-        </w:rPr>
-      </w:pPr>
-      <w:r>
-        <w:rPr>
-          <w:noProof/>
-        </w:rPr>
-        <w:t>{ringkasantempat}</w:t>
-      </w:r>
-    </w:p>
-    <w:p>
-      <w:pPr>
-        <w:pStyle w:val="ListParagraph"/>
-        <w:spacing w:line="360" w:lineRule="auto"/>
-        <w:ind w:left="709"/>
-        <w:jc w:val="both"/>
-        <w:rPr>
-          <w:rFonts w:ascii="Arial" w:eastAsia="Arial" w:hAnsi="Arial" w:cs="Arial"/>
-          <w:sz w:val="24"/>
-          <w:szCs w:val="24"/>
-          <w:lang w:val="en-US"/>
-        </w:rPr>
-      </w:pPr>
-    </w:p>
-    <w:p>
-      <w:pPr>
-        <w:pStyle w:val="ListParagraph"/>
-        <w:numPr>
-          <w:ilvl w:val="0"/>
-          <w:numId w:val="31"/>
-        </w:numPr>
-        <w:spacing w:line="360" w:lineRule="auto"/>
-        <w:ind w:left="709" w:hanging="283"/>
-        <w:jc w:val="both"/>
-        <w:rPr>
-          <w:rFonts w:ascii="Arial" w:eastAsia="Arial" w:hAnsi="Arial" w:cs="Arial"/>
-          <w:sz w:val="24"/>
-          <w:szCs w:val="24"/>
-          <w:lang w:val="sv-SE"/>
-        </w:rPr>
-      </w:pPr>
-      <w:r>
-        <w:t>${placement_content_4}</w:t>
-      </w:r>
-    </w:p>
-    <w:p>
-      <w:pPr>
-        <w:pStyle w:val="ListParagraph"/>
-        <w:spacing w:line="360" w:lineRule="auto"/>
-        <w:ind w:left="709"/>
-        <w:jc w:val="both"/>
-        <w:rPr>
-          <w:rFonts w:ascii="Arial" w:eastAsia="Arial" w:hAnsi="Arial" w:cs="Arial"/>
-          <w:sz w:val="24"/>
-          <w:szCs w:val="24"/>
-          <w:lang w:val="sv-SE"/>
-        </w:rPr>
-      </w:pPr>
-    </w:p>
-    <w:p>
-      <w:pPr>
-        <w:pStyle w:val="ListParagraph"/>
-        <w:spacing w:line="360" w:lineRule="auto"/>
-        <w:ind w:left="709"/>
-        <w:jc w:val="center"/>
-        <w:rPr>
-          <w:rFonts w:ascii="Arial" w:eastAsia="Arial" w:hAnsi="Arial" w:cs="Arial"/>
-          <w:sz w:val="24"/>
-          <w:szCs w:val="24"/>
-          <w:lang w:val="sv-SE"/>
-        </w:rPr>
-      </w:pPr>
-      <w:r>
-        <w:rPr>
-          <w:rFonts w:ascii="Arial" w:eastAsia="Arial" w:hAnsi="Arial" w:cs="Arial"/>
-          <w:sz w:val="24"/>
-          <w:szCs w:val="24"/>
-          <w:lang w:val="sv-SE"/>
-        </w:rPr>
-        <w:t xml:space="preserve">Gambar </w:t>
-      </w:r>
-      <w:r>
-        <w:rPr>
-          <w:rFonts w:ascii="Arial" w:eastAsia="Arial" w:hAnsi="Arial" w:cs="Arial"/>
-          <w:sz w:val="24"/>
-          <w:szCs w:val="24"/>
-          <w:lang w:val="sv-SE"/>
-        </w:rPr>
-        <w:t>9</w:t>
-      </w:r>
-      <w:r>
-        <w:rPr>
-          <w:rFonts w:ascii="Arial" w:eastAsia="Arial" w:hAnsi="Arial" w:cs="Arial"/>
-          <w:sz w:val="24"/>
-          <w:szCs w:val="24"/>
-          <w:lang w:val="sv-SE"/>
-        </w:rPr>
-        <w:t xml:space="preserve">. </w:t>
-      </w:r>
-      <w:r>
-        <w:rPr>
-          <w:rFonts w:ascii="Arial" w:eastAsia="Arial" w:hAnsi="Arial" w:cs="Arial"/>
-          <w:sz w:val="24"/>
-          <w:szCs w:val="24"/>
-          <w:lang w:val="sv-SE"/>
-        </w:rPr>
-        <w:t>Tidak Melaksanakan Tugas, Namun Pelatihan Terkait Tugas Saat Ini</w:t>
-      </w:r>
-    </w:p>
-    <w:p>
-      <w:pPr>
-        <w:pStyle w:val="ListParagraph"/>
-        <w:spacing w:line="360" w:lineRule="auto"/>
-        <w:ind w:left="993"/>
-        <w:jc w:val="both"/>
-        <w:rPr>
-          <w:rFonts w:ascii="Arial" w:eastAsia="Arial" w:hAnsi="Arial" w:cs="Arial"/>
-          <w:sz w:val="24"/>
-          <w:szCs w:val="24"/>
-          <w:lang w:val="en-US"/>
-        </w:rPr>
-      </w:pPr>
-      <w:r>
-        <w:rPr>
-          <w:noProof/>
-        </w:rPr>
-        <w:lastRenderedPageBreak/>
-        <w:t>{ringkasantugas}</w:t>
-      </w:r>
-    </w:p>
-    <w:p>
-      <w:pPr>
-        <w:pStyle w:val="ListParagraph"/>
-        <w:spacing w:line="360" w:lineRule="auto"/>
-        <w:ind w:left="709"/>
-        <w:jc w:val="both"/>
-        <w:rPr>
-          <w:rFonts w:ascii="Arial" w:eastAsia="Arial" w:hAnsi="Arial" w:cs="Arial"/>
-          <w:sz w:val="24"/>
-          <w:szCs w:val="24"/>
-          <w:lang w:val="en-US"/>
-        </w:rPr>
-      </w:pPr>
-    </w:p>
-    <w:p>
-      <w:pPr>
-        <w:pStyle w:val="ListParagraph"/>
-        <w:numPr>
-          <w:ilvl w:val="0"/>
-          <w:numId w:val="31"/>
-        </w:numPr>
-        <w:spacing w:line="360" w:lineRule="auto"/>
-        <w:ind w:left="993" w:hanging="567"/>
-        <w:jc w:val="both"/>
-        <w:rPr>
-          <w:rFonts w:ascii="Arial" w:eastAsia="Arial" w:hAnsi="Arial" w:cs="Arial"/>
-          <w:sz w:val="24"/>
-          <w:szCs w:val="24"/>
-          <w:lang w:val="sv-SE"/>
-        </w:rPr>
-      </w:pPr>
-      <w:r>
-        <w:rPr>
-          <w:rFonts w:ascii="Arial" w:eastAsia="Arial" w:hAnsi="Arial" w:cs="Arial"/>
-          <w:sz w:val="24"/>
-          <w:szCs w:val="24"/>
-          <w:lang w:val="sv-SE"/>
-        </w:rPr>
-        <w:t>TRANFER ILMU</w:t>
-      </w:r>
-    </w:p>
-    <w:p>
-      <w:pPr>
-        <w:pStyle w:val="ListParagraph"/>
-        <w:spacing w:line="360" w:lineRule="auto"/>
-        <w:ind w:left="993"/>
-        <w:jc w:val="both"/>
-        <w:rPr>
-          <w:rFonts w:ascii="Arial" w:eastAsia="Arial" w:hAnsi="Arial" w:cs="Arial"/>
-          <w:sz w:val="24"/>
-          <w:szCs w:val="24"/>
-          <w:lang w:val="sv-SE"/>
-        </w:rPr>
-      </w:pPr>
-      <w:r>
-        <w:t>${placement_content_5}</w:t>
-      </w:r>
-    </w:p>
-    <w:p>
-      <w:pPr>
-        <w:pStyle w:val="ListParagraph"/>
-        <w:spacing w:line="360" w:lineRule="auto"/>
-        <w:ind w:left="993"/>
-        <w:jc w:val="both"/>
-        <w:rPr>
-          <w:rFonts w:ascii="Arial" w:eastAsia="Arial" w:hAnsi="Arial" w:cs="Arial"/>
-          <w:sz w:val="24"/>
-          <w:szCs w:val="24"/>
-          <w:lang w:val="sv-SE"/>
-        </w:rPr>
-      </w:pPr>
-      <w:r>
-        <w:t>${placement_content_6}</w:t>
-      </w:r>
-    </w:p>
-    <w:p>
-      <w:pPr>
-        <w:pStyle w:val="ListParagraph"/>
-        <w:spacing w:line="360" w:lineRule="auto"/>
-        <w:ind w:left="993"/>
-        <w:jc w:val="center"/>
-        <w:rPr>
-          <w:rFonts w:ascii="Arial" w:eastAsia="Arial" w:hAnsi="Arial" w:cs="Arial"/>
-          <w:sz w:val="24"/>
-          <w:szCs w:val="24"/>
-          <w:lang w:val="sv-SE"/>
-        </w:rPr>
-      </w:pPr>
-      <w:r>
-        <w:rPr>
-          <w:rFonts w:ascii="Arial" w:eastAsia="Arial" w:hAnsi="Arial" w:cs="Arial"/>
-          <w:sz w:val="24"/>
-          <w:szCs w:val="24"/>
-          <w:lang w:val="sv-SE"/>
-        </w:rPr>
-        <w:t>Gambar 10. Tran</w:t>
-      </w:r>
-      <w:r>
-        <w:rPr>
-          <w:rFonts w:ascii="Arial" w:eastAsia="Arial" w:hAnsi="Arial" w:cs="Arial"/>
-          <w:sz w:val="24"/>
-          <w:szCs w:val="24"/>
-          <w:lang w:val="sv-SE"/>
-        </w:rPr>
-        <w:t>s</w:t>
-      </w:r>
-      <w:r>
-        <w:rPr>
-          <w:rFonts w:ascii="Arial" w:eastAsia="Arial" w:hAnsi="Arial" w:cs="Arial"/>
-          <w:sz w:val="24"/>
-          <w:szCs w:val="24"/>
-          <w:lang w:val="sv-SE"/>
-        </w:rPr>
-        <w:t>fer Ilmu</w:t>
-      </w:r>
-    </w:p>
-    <w:p>
-      <w:pPr>
-        <w:pStyle w:val="ListParagraph"/>
-        <w:spacing w:line="360" w:lineRule="auto"/>
-        <w:ind w:left="993" w:right="-46"/>
-        <w:jc w:val="both"/>
-        <w:rPr>
-          <w:rFonts w:ascii="Arial" w:eastAsia="Arial" w:hAnsi="Arial" w:cs="Arial"/>
-          <w:sz w:val="24"/>
-          <w:szCs w:val="24"/>
-          <w:lang w:val="sv-SE"/>
-        </w:rPr>
-      </w:pPr>
-      <w:r>
-        <w:rPr>
-          <w:noProof/>
-        </w:rPr>
-        <w:t>{ringkasan}</w:t>
-      </w:r>
-    </w:p>
-    <w:p>
-      <w:pPr>
-        <w:pStyle w:val="ListParagraph"/>
-        <w:spacing w:line="360" w:lineRule="auto"/>
-        <w:ind w:left="709"/>
-        <w:jc w:val="both"/>
-        <w:rPr>
-          <w:rFonts w:ascii="Arial" w:eastAsia="Arial" w:hAnsi="Arial" w:cs="Arial"/>
-          <w:sz w:val="24"/>
-          <w:szCs w:val="24"/>
-          <w:lang w:val="sv-SE"/>
-        </w:rPr>
-      </w:pPr>
-    </w:p>
-    <w:p>
-      <w:pPr>
-        <w:pStyle w:val="ListParagraph"/>
-        <w:numPr>
-          <w:ilvl w:val="0"/>
-          <w:numId w:val="31"/>
-        </w:numPr>
-        <w:spacing w:line="360" w:lineRule="auto"/>
-        <w:ind w:left="993" w:hanging="567"/>
-        <w:jc w:val="both"/>
-        <w:rPr>
-          <w:rFonts w:ascii="Arial" w:eastAsia="Arial" w:hAnsi="Arial" w:cs="Arial"/>
-          <w:sz w:val="24"/>
-          <w:szCs w:val="24"/>
-          <w:lang w:val="sv-SE"/>
-        </w:rPr>
-      </w:pPr>
-      <w:r>
-        <w:t>${placement_content_7}</w:t>
-      </w:r>
-    </w:p>
-    <w:p>
-      <w:pPr>
-        <w:pStyle w:val="ListParagraph"/>
-        <w:spacing w:line="360" w:lineRule="auto"/>
-        <w:ind w:left="993"/>
-        <w:jc w:val="both"/>
-        <w:rPr>
-          <w:rFonts w:ascii="Arial" w:eastAsia="Arial" w:hAnsi="Arial" w:cs="Arial"/>
-          <w:sz w:val="24"/>
-          <w:szCs w:val="24"/>
-          <w:lang w:val="sv-SE"/>
-        </w:rPr>
-      </w:pPr>
-      <w:r>
-        <w:t>${placement_content_8}</w:t>
-      </w:r>
-    </w:p>
-    <w:p>
-      <w:pPr>
-        <w:pStyle w:val="ListParagraph"/>
-        <w:spacing w:line="360" w:lineRule="auto"/>
-        <w:ind w:left="993"/>
-        <w:jc w:val="both"/>
-        <w:rPr>
-          <w:rFonts w:ascii="Arial" w:eastAsia="Arial" w:hAnsi="Arial" w:cs="Arial"/>
-          <w:sz w:val="24"/>
-          <w:szCs w:val="24"/>
-          <w:lang w:val="sv-SE"/>
-        </w:rPr>
-      </w:pPr>
-    </w:p>
-    <w:p>
-      <w:pPr>
-        <w:pStyle w:val="ListParagraph"/>
-        <w:spacing w:line="360" w:lineRule="auto"/>
-        <w:ind w:left="993"/>
-        <w:jc w:val="center"/>
-        <w:rPr>
-          <w:rFonts w:ascii="Arial" w:eastAsia="Arial" w:hAnsi="Arial" w:cs="Arial"/>
-          <w:sz w:val="24"/>
-          <w:szCs w:val="24"/>
-          <w:lang w:val="sv-SE"/>
-        </w:rPr>
-      </w:pPr>
-      <w:r>
-        <w:rPr>
-          <w:rFonts w:ascii="Arial" w:eastAsia="Arial" w:hAnsi="Arial" w:cs="Arial"/>
-          <w:sz w:val="24"/>
-          <w:szCs w:val="24"/>
-          <w:lang w:val="sv-SE"/>
-        </w:rPr>
-        <w:t>Gambar 11. Cara Tranfer Ilmu</w:t>
-      </w:r>
-    </w:p>
-    <w:p>
-      <w:pPr>
-        <w:pStyle w:val="ListParagraph"/>
-        <w:spacing w:line="360" w:lineRule="auto"/>
-        <w:ind w:left="993"/>
-        <w:jc w:val="both"/>
-        <w:rPr>
-          <w:rFonts w:ascii="Arial" w:eastAsia="Arial" w:hAnsi="Arial" w:cs="Arial"/>
-          <w:sz w:val="24"/>
-          <w:szCs w:val="24"/>
-          <w:lang w:val="sv-SE"/>
-        </w:rPr>
-      </w:pPr>
-      <w:r>
-        <w:rPr>
-          <w:noProof/>
-        </w:rPr>
-        <w:t>{ringkasan}</w:t>
-      </w:r>
-    </w:p>
-    <w:p>
-      <w:pPr>
-        <w:pStyle w:val="ListParagraph"/>
-        <w:spacing w:line="360" w:lineRule="auto"/>
-        <w:ind w:left="993"/>
-        <w:jc w:val="both"/>
-        <w:rPr>
-          <w:rFonts w:ascii="Arial" w:eastAsia="Arial" w:hAnsi="Arial" w:cs="Arial"/>
-          <w:sz w:val="24"/>
-          <w:szCs w:val="24"/>
-          <w:lang w:val="sv-SE"/>
-        </w:rPr>
-      </w:pPr>
-    </w:p>
-    <w:p>
-      <w:pPr>
-        <w:pStyle w:val="ListParagraph"/>
-        <w:numPr>
-          <w:ilvl w:val="0"/>
-          <w:numId w:val="31"/>
-        </w:numPr>
-        <w:spacing w:line="360" w:lineRule="auto"/>
-        <w:ind w:left="993" w:hanging="567"/>
-        <w:jc w:val="both"/>
-        <w:rPr>
-          <w:rFonts w:ascii="Arial" w:eastAsia="Arial" w:hAnsi="Arial" w:cs="Arial"/>
-          <w:sz w:val="24"/>
-          <w:szCs w:val="24"/>
-          <w:lang w:val="en-US"/>
-        </w:rPr>
-      </w:pPr>
-      <w:r>
-        <w:rPr>
-          <w:rFonts w:ascii="Arial" w:eastAsia="Arial" w:hAnsi="Arial" w:cs="Arial"/>
-          <w:sz w:val="24"/>
-          <w:szCs w:val="24"/>
-          <w:lang w:val="en-US"/>
-        </w:rPr>
-        <w:t>PERUBAHAN PERILAKU</w:t>
-      </w:r>
-    </w:p>
-    <w:p>
-      <w:pPr>
-        <w:pStyle w:val="ListParagraph"/>
-        <w:spacing w:line="360" w:lineRule="auto"/>
-        <w:ind w:left="993"/>
-        <w:jc w:val="both"/>
-        <w:rPr>
-          <w:rFonts w:ascii="Arial" w:eastAsia="Arial" w:hAnsi="Arial" w:cs="Arial"/>
-          <w:sz w:val="24"/>
-          <w:szCs w:val="24"/>
-          <w:lang w:val="en-US"/>
-        </w:rPr>
-      </w:pPr>
-      <w:r>
-        <w:t>${l3_content_1}</w:t>
-      </w:r>
-    </w:p>
-    <w:p>
-      <w:pPr>
-        <w:pStyle w:val="ListParagraph"/>
-        <w:spacing w:line="360" w:lineRule="auto"/>
-        <w:ind w:left="993"/>
-        <w:jc w:val="both"/>
-        <w:rPr>
-          <w:rFonts w:ascii="Arial" w:eastAsia="Arial" w:hAnsi="Arial" w:cs="Arial"/>
-          <w:sz w:val="24"/>
-          <w:szCs w:val="24"/>
-          <w:lang w:val="en-US"/>
-        </w:rPr>
-      </w:pPr>
-    </w:p>
-    <w:p>
-      <w:pPr>
-        <w:pStyle w:val="ListParagraph"/>
-        <w:spacing w:line="360" w:lineRule="auto"/>
-        <w:ind w:left="993"/>
-        <w:jc w:val="both"/>
-        <w:rPr>
-          <w:rFonts w:ascii="Arial" w:eastAsia="Arial" w:hAnsi="Arial" w:cs="Arial"/>
-          <w:sz w:val="24"/>
-          <w:szCs w:val="24"/>
-          <w:lang w:val="en-US"/>
-        </w:rPr>
-      </w:pPr>
-    </w:p>
-    <w:p>
-      <w:pPr>
-        <w:pStyle w:val="ListParagraph"/>
-        <w:spacing w:line="360" w:lineRule="auto"/>
-        <w:ind w:left="993"/>
-        <w:jc w:val="both"/>
-        <w:rPr>
-          <w:rFonts w:ascii="Arial" w:eastAsia="Arial" w:hAnsi="Arial" w:cs="Arial"/>
-          <w:sz w:val="24"/>
-          <w:szCs w:val="24"/>
-          <w:lang w:val="en-US"/>
-        </w:rPr>
-      </w:pPr>
-    </w:p>
-    <w:p>
-      <w:pPr>
-        <w:pStyle w:val="ListParagraph"/>
-        <w:spacing w:line="360" w:lineRule="auto"/>
-        <w:ind w:left="993"/>
-        <w:jc w:val="center"/>
-        <w:rPr>
-          <w:rFonts w:ascii="Arial" w:eastAsia="Arial" w:hAnsi="Arial" w:cs="Arial"/>
-          <w:sz w:val="24"/>
-          <w:szCs w:val="24"/>
-          <w:lang w:val="en-US"/>
-        </w:rPr>
-      </w:pPr>
-      <w:r>
-        <w:rPr>
-          <w:rFonts w:ascii="Arial" w:eastAsia="Arial" w:hAnsi="Arial" w:cs="Arial"/>
-          <w:sz w:val="24"/>
-          <w:szCs w:val="24"/>
-          <w:lang w:val="en-US"/>
-        </w:rPr>
-        <w:t>Gambar 12. Sumberdaya</w:t>
-      </w:r>
-    </w:p>
-    <w:p>
-      <w:pPr>
-        <w:pStyle w:val="ListParagraph"/>
-        <w:spacing w:line="360" w:lineRule="auto"/>
-        <w:ind w:left="993"/>
-        <w:jc w:val="both"/>
-        <w:rPr>
-          <w:rFonts w:ascii="Arial" w:eastAsia="Arial" w:hAnsi="Arial" w:cs="Arial"/>
-          <w:sz w:val="24"/>
-          <w:szCs w:val="24"/>
-          <w:lang w:val="en-US"/>
-        </w:rPr>
-      </w:pPr>
-      <w:r>
-        <w:rPr>
-          <w:noProof/>
-        </w:rPr>
-        <w:t>{ringkasan</w:t>
-      </w:r>
-    </w:p>
-    <w:p>
-      <w:pPr>
-        <w:pStyle w:val="ListParagraph"/>
-        <w:spacing w:line="360" w:lineRule="auto"/>
-        <w:ind w:left="993"/>
-        <w:jc w:val="both"/>
-        <w:rPr>
-          <w:rFonts w:ascii="Arial" w:eastAsia="Arial" w:hAnsi="Arial" w:cs="Arial"/>
-          <w:sz w:val="24"/>
-          <w:szCs w:val="24"/>
-          <w:lang w:val="en-US"/>
-        </w:rPr>
-      </w:pPr>
-    </w:p>
-    <w:p>
-      <w:pPr>
-        <w:pStyle w:val="ListParagraph"/>
-        <w:numPr>
-          <w:ilvl w:val="0"/>
-          <w:numId w:val="31"/>
-        </w:numPr>
-        <w:spacing w:line="360" w:lineRule="auto"/>
-        <w:ind w:left="993" w:hanging="567"/>
-        <w:jc w:val="both"/>
-        <w:rPr>
-          <w:rFonts w:ascii="Arial" w:eastAsia="Arial" w:hAnsi="Arial" w:cs="Arial"/>
-          <w:sz w:val="24"/>
-          <w:szCs w:val="24"/>
-          <w:lang w:val="sv-SE"/>
-        </w:rPr>
-      </w:pPr>
-      <w:r>
-        <w:t>${l3_content_2}</w:t>
-      </w:r>
-    </w:p>
-    <w:p>
-      <w:pPr>
-        <w:pStyle w:val="ListParagraph"/>
-        <w:spacing w:line="360" w:lineRule="auto"/>
-        <w:ind w:left="993"/>
-        <w:jc w:val="both"/>
-        <w:rPr>
-          <w:rFonts w:ascii="Arial" w:eastAsia="Arial" w:hAnsi="Arial" w:cs="Arial"/>
-          <w:sz w:val="24"/>
-          <w:szCs w:val="24"/>
-          <w:lang w:val="sv-SE"/>
-        </w:rPr>
-      </w:pPr>
-      <w:r>
-        <w:t>${l3_content_3}</w:t>
-      </w:r>
-    </w:p>
-    <w:p>
-      <w:pPr>
-        <w:pStyle w:val="ListParagraph"/>
-        <w:spacing w:line="360" w:lineRule="auto"/>
-        <w:ind w:left="993"/>
-        <w:jc w:val="both"/>
-        <w:rPr>
-          <w:rFonts w:ascii="Arial" w:eastAsia="Arial" w:hAnsi="Arial" w:cs="Arial"/>
-          <w:sz w:val="24"/>
-          <w:szCs w:val="24"/>
-          <w:lang w:val="sv-SE"/>
-        </w:rPr>
-      </w:pPr>
-    </w:p>
-    <w:p>
-      <w:pPr>
-        <w:pStyle w:val="ListParagraph"/>
-        <w:spacing w:line="360" w:lineRule="auto"/>
-        <w:ind w:left="993"/>
-        <w:jc w:val="center"/>
-        <w:rPr>
-          <w:rFonts w:ascii="Arial" w:eastAsia="Arial" w:hAnsi="Arial" w:cs="Arial"/>
-          <w:sz w:val="24"/>
-          <w:szCs w:val="24"/>
-          <w:lang w:val="en-US"/>
-        </w:rPr>
-      </w:pPr>
-      <w:r>
-        <w:rPr>
-          <w:rFonts w:ascii="Arial" w:eastAsia="Arial" w:hAnsi="Arial" w:cs="Arial"/>
-          <w:sz w:val="24"/>
-          <w:szCs w:val="24"/>
-          <w:lang w:val="en-US"/>
-        </w:rPr>
-        <w:t>Gambar 13. Manfaat Pelatihan</w:t>
-      </w:r>
-    </w:p>
-    <w:p>
-      <w:pPr>
-        <w:pStyle w:val="ListParagraph"/>
-        <w:spacing w:line="360" w:lineRule="auto"/>
-        <w:ind w:left="993"/>
-        <w:jc w:val="both"/>
-        <w:rPr>
-          <w:rFonts w:ascii="Arial" w:eastAsia="Arial" w:hAnsi="Arial" w:cs="Arial"/>
-          <w:sz w:val="24"/>
-          <w:szCs w:val="24"/>
-          <w:lang w:val="en-US"/>
-        </w:rPr>
-      </w:pPr>
-      <w:r>
-        <w:rPr>
-          <w:noProof/>
-        </w:rPr>
-        <w:t>{ringkasan}</w:t>
-      </w:r>
-    </w:p>
-    <w:p>
-      <w:pPr>
-        <w:pStyle w:val="ListParagraph"/>
-        <w:spacing w:line="360" w:lineRule="auto"/>
-        <w:ind w:left="993"/>
-        <w:jc w:val="both"/>
-        <w:rPr>
-          <w:rFonts w:ascii="Arial" w:eastAsia="Arial" w:hAnsi="Arial" w:cs="Arial"/>
-          <w:sz w:val="24"/>
-          <w:szCs w:val="24"/>
-          <w:lang w:val="en-US"/>
-        </w:rPr>
-      </w:pPr>
-    </w:p>
-    <w:p>
-      <w:pPr>
-        <w:pStyle w:val="ListParagraph"/>
-        <w:numPr>
-          <w:ilvl w:val="0"/>
-          <w:numId w:val="31"/>
-        </w:numPr>
-        <w:spacing w:line="360" w:lineRule="auto"/>
-        <w:ind w:left="993" w:hanging="567"/>
-        <w:jc w:val="both"/>
-        <w:rPr>
-          <w:rFonts w:ascii="Arial" w:eastAsia="Arial" w:hAnsi="Arial" w:cs="Arial"/>
-          <w:sz w:val="24"/>
-          <w:szCs w:val="24"/>
-          <w:lang w:val="fi-FI"/>
-        </w:rPr>
-      </w:pPr>
-      <w:r>
-        <w:t>${l3_content_4}</w:t>
-      </w:r>
-    </w:p>
-    <w:p>
-      <w:pPr>
-        <w:pStyle w:val="ListParagraph"/>
-        <w:spacing w:line="360" w:lineRule="auto"/>
-        <w:ind w:left="993"/>
-        <w:jc w:val="both"/>
-        <w:rPr>
-          <w:rFonts w:ascii="Arial" w:eastAsia="Arial" w:hAnsi="Arial" w:cs="Arial"/>
-          <w:sz w:val="24"/>
-          <w:szCs w:val="24"/>
-          <w:lang w:val="fi-FI"/>
-        </w:rPr>
-      </w:pPr>
-    </w:p>
-    <w:p>
-      <w:pPr>
-        <w:pStyle w:val="ListParagraph"/>
-        <w:spacing w:line="360" w:lineRule="auto"/>
-        <w:ind w:left="993"/>
-        <w:jc w:val="center"/>
-        <w:rPr>
-          <w:rFonts w:ascii="Arial" w:eastAsia="Arial" w:hAnsi="Arial" w:cs="Arial"/>
-          <w:sz w:val="24"/>
-          <w:szCs w:val="24"/>
-          <w:lang w:val="sv-SE"/>
-        </w:rPr>
-      </w:pPr>
-      <w:r>
-        <w:rPr>
-          <w:rFonts w:ascii="Arial" w:eastAsia="Arial" w:hAnsi="Arial" w:cs="Arial"/>
-          <w:sz w:val="24"/>
-          <w:szCs w:val="24"/>
-          <w:lang w:val="sv-SE"/>
-        </w:rPr>
-        <w:t>Gambar 14. Materi Pelatihan Sangat B</w:t>
-      </w:r>
-      <w:r>
-        <w:rPr>
-          <w:rFonts w:ascii="Arial" w:eastAsia="Arial" w:hAnsi="Arial" w:cs="Arial"/>
-          <w:sz w:val="24"/>
-          <w:szCs w:val="24"/>
-          <w:lang w:val="sv-SE"/>
-        </w:rPr>
-        <w:t>ermanfaat</w:t>
-      </w:r>
-    </w:p>
-    <w:p>
-      <w:pPr>
-        <w:pStyle w:val="ListParagraph"/>
-        <w:spacing w:line="360" w:lineRule="auto"/>
-        <w:ind w:left="993"/>
-        <w:jc w:val="both"/>
-        <w:rPr>
-          <w:rFonts w:ascii="Arial" w:eastAsia="Arial" w:hAnsi="Arial" w:cs="Arial"/>
-          <w:sz w:val="24"/>
-          <w:szCs w:val="24"/>
-          <w:lang w:val="en-US"/>
-        </w:rPr>
-      </w:pPr>
-      <w:r>
-        <w:rPr>
-          <w:noProof/>
-        </w:rPr>
-        <w:t>{ringkasan}</w:t>
-      </w:r>
-    </w:p>
-    <w:p>
-      <w:pPr>
-        <w:pStyle w:val="ListParagraph"/>
-        <w:spacing w:line="360" w:lineRule="auto"/>
-        <w:ind w:left="993"/>
-        <w:jc w:val="both"/>
-        <w:rPr>
-          <w:rFonts w:ascii="Arial" w:eastAsia="Arial" w:hAnsi="Arial" w:cs="Arial"/>
-          <w:sz w:val="24"/>
-          <w:szCs w:val="24"/>
-          <w:lang w:val="en-US"/>
-        </w:rPr>
-      </w:pPr>
-    </w:p>
-    <w:p>
-      <w:pPr>
-        <w:pStyle w:val="ListParagraph"/>
-        <w:numPr>
-          <w:ilvl w:val="0"/>
-          <w:numId w:val="31"/>
-        </w:numPr>
-        <w:spacing w:line="360" w:lineRule="auto"/>
-        <w:ind w:left="993" w:hanging="567"/>
-        <w:jc w:val="both"/>
-        <w:rPr>
-          <w:rFonts w:ascii="Arial" w:eastAsia="Arial" w:hAnsi="Arial" w:cs="Arial"/>
-          <w:sz w:val="24"/>
-          <w:szCs w:val="24"/>
-          <w:lang w:val="sv-SE"/>
-        </w:rPr>
-      </w:pPr>
-      <w:r>
-        <w:t>${l3_content_5}</w:t>
-      </w:r>
-    </w:p>
-    <w:p>
-      <w:pPr>
-        <w:pStyle w:val="ListParagraph"/>
-        <w:spacing w:line="360" w:lineRule="auto"/>
-        <w:ind w:left="993"/>
-        <w:jc w:val="both"/>
-        <w:rPr>
-          <w:rFonts w:ascii="Arial" w:eastAsia="Arial" w:hAnsi="Arial" w:cs="Arial"/>
-          <w:sz w:val="24"/>
-          <w:szCs w:val="24"/>
-          <w:lang w:val="sv-SE"/>
-        </w:rPr>
-      </w:pPr>
-    </w:p>
-    <w:p>
-      <w:pPr>
-        <w:pStyle w:val="ListParagraph"/>
-        <w:spacing w:line="360" w:lineRule="auto"/>
-        <w:ind w:left="993"/>
-        <w:jc w:val="center"/>
-        <w:rPr>
-          <w:rFonts w:ascii="Arial" w:eastAsia="Arial" w:hAnsi="Arial" w:cs="Arial"/>
-          <w:sz w:val="24"/>
-          <w:szCs w:val="24"/>
-          <w:lang w:val="en-US"/>
-        </w:rPr>
-      </w:pPr>
-      <w:r>
-        <w:rPr>
-          <w:rFonts w:ascii="Arial" w:eastAsia="Arial" w:hAnsi="Arial" w:cs="Arial"/>
-          <w:sz w:val="24"/>
-          <w:szCs w:val="24"/>
-          <w:lang w:val="en-US"/>
-        </w:rPr>
-        <w:t>Gambar 15. Manfaat Materi</w:t>
-      </w:r>
-    </w:p>
-    <w:p>
-      <w:pPr>
-        <w:pStyle w:val="ListParagraph"/>
-        <w:spacing w:line="360" w:lineRule="auto"/>
-        <w:ind w:left="993"/>
-        <w:jc w:val="both"/>
-        <w:rPr>
-          <w:rFonts w:ascii="Arial" w:eastAsia="Arial" w:hAnsi="Arial" w:cs="Arial"/>
-          <w:sz w:val="24"/>
-          <w:szCs w:val="24"/>
-          <w:lang w:val="en-US"/>
-        </w:rPr>
-      </w:pPr>
-      <w:r>
-        <w:rPr>
-          <w:noProof/>
-        </w:rPr>
-        <w:t>{ringkasan}</w:t>
-      </w:r>
-    </w:p>
-    <w:p>
-      <w:pPr>
-        <w:pStyle w:val="ListParagraph"/>
-        <w:spacing w:line="360" w:lineRule="auto"/>
-        <w:ind w:left="993"/>
-        <w:jc w:val="both"/>
-        <w:rPr>
-          <w:rFonts w:ascii="Arial" w:eastAsia="Arial" w:hAnsi="Arial" w:cs="Arial"/>
-          <w:sz w:val="24"/>
-          <w:szCs w:val="24"/>
-          <w:lang w:val="en-US"/>
-        </w:rPr>
-      </w:pPr>
-    </w:p>
-    <w:p>
-      <w:pPr>
-        <w:pStyle w:val="ListParagraph"/>
-        <w:numPr>
-          <w:ilvl w:val="0"/>
-          <w:numId w:val="31"/>
-        </w:numPr>
-        <w:spacing w:line="360" w:lineRule="auto"/>
-        <w:ind w:left="993" w:hanging="567"/>
-        <w:jc w:val="both"/>
-        <w:rPr>
-          <w:rFonts w:ascii="Arial" w:eastAsia="Arial" w:hAnsi="Arial" w:cs="Arial"/>
-          <w:sz w:val="24"/>
-          <w:szCs w:val="24"/>
-          <w:lang w:val="fi-FI"/>
-        </w:rPr>
-      </w:pPr>
-      <w:r>
-        <w:t>${l3_content_6}</w:t>
-      </w:r>
-    </w:p>
-    <w:p>
-      <w:pPr>
-        <w:pStyle w:val="ListParagraph"/>
-        <w:spacing w:line="360" w:lineRule="auto"/>
-        <w:ind w:left="993"/>
-        <w:jc w:val="both"/>
-        <w:rPr>
-          <w:rFonts w:ascii="Arial" w:eastAsia="Arial" w:hAnsi="Arial" w:cs="Arial"/>
-          <w:sz w:val="24"/>
-          <w:szCs w:val="24"/>
-          <w:lang w:val="fi-FI"/>
-        </w:rPr>
-      </w:pPr>
-    </w:p>
-    <w:p>
-      <w:pPr>
-        <w:pStyle w:val="ListParagraph"/>
-        <w:spacing w:line="360" w:lineRule="auto"/>
-        <w:ind w:left="993"/>
-        <w:jc w:val="center"/>
-        <w:rPr>
-          <w:noProof/>
-          <w:lang w:val="en-US" w:eastAsia="en-US"/>
-        </w:rPr>
-      </w:pPr>
-      <w:r>
-        <w:rPr>
-          <w:rFonts w:ascii="Arial" w:eastAsia="Arial" w:hAnsi="Arial" w:cs="Arial"/>
-          <w:sz w:val="24"/>
-          <w:szCs w:val="24"/>
-          <w:lang w:val="sv-SE"/>
-        </w:rPr>
-        <w:t>Gambar 16. Komitmen Implentasi</w:t>
-      </w:r>
-    </w:p>
-    <w:p>
-      <w:pPr>
-        <w:pStyle w:val="ListParagraph"/>
-        <w:spacing w:line="360" w:lineRule="auto"/>
-        <w:ind w:left="993"/>
-        <w:jc w:val="both"/>
-        <w:rPr>
-          <w:rFonts w:ascii="Arial" w:eastAsia="Arial" w:hAnsi="Arial" w:cs="Arial"/>
-          <w:sz w:val="24"/>
-          <w:szCs w:val="24"/>
-        </w:rPr>
-      </w:pPr>
-      <w:r>
-        <w:rPr>
-          <w:rFonts w:ascii="Arial" w:eastAsia="Arial" w:hAnsi="Arial" w:cs="Arial"/>
-          <w:sz w:val="24"/>
-          <w:szCs w:val="24"/>
-        </w:rPr>
-        <w:t>{ringkasan}</w:t>
-      </w:r>
-    </w:p>
-    <w:p>
-      <w:pPr>
-        <w:pStyle w:val="ListParagraph"/>
-        <w:numPr>
-          <w:ilvl w:val="0"/>
-          <w:numId w:val="31"/>
-        </w:numPr>
-        <w:spacing w:line="360" w:lineRule="auto"/>
-        <w:ind w:left="993" w:hanging="567"/>
-        <w:jc w:val="both"/>
-        <w:rPr>
-          <w:rFonts w:ascii="Arial" w:eastAsia="Arial" w:hAnsi="Arial" w:cs="Arial"/>
-          <w:sz w:val="24"/>
-          <w:szCs w:val="24"/>
-          <w:lang w:val="fi-FI"/>
-        </w:rPr>
-      </w:pPr>
-      <w:r>
-        <w:t>{l3_content_</w:t>
-      </w:r>
-      <w:r>
-        <w:t>7</w:t>
-      </w:r>
-      <w:r>
-        <w:t>}</w:t>
-      </w:r>
-    </w:p>
-    <w:p>
-      <w:pPr>
-        <w:spacing w:line="360" w:lineRule="auto"/>
-        <w:ind w:left="426"/>
-        <w:jc w:val="both"/>
-        <w:rPr>
-          <w:rFonts w:ascii="Arial" w:eastAsia="Arial" w:hAnsi="Arial" w:cs="Arial"/>
-          <w:sz w:val="24"/>
-          <w:szCs w:val="24"/>
-          <w:lang w:val="sv-SE"/>
-        </w:rPr>
-      </w:pPr>
-    </w:p>
-    <w:p>
-      <w:pPr>
-        <w:pStyle w:val="ListParagraph"/>
-        <w:spacing w:line="360" w:lineRule="auto"/>
-        <w:ind w:left="993"/>
-        <w:jc w:val="both"/>
-        <w:rPr>
-          <w:rFonts w:ascii="Arial" w:eastAsia="Arial" w:hAnsi="Arial" w:cs="Arial"/>
-          <w:sz w:val="24"/>
-          <w:szCs w:val="24"/>
-          <w:lang w:val="sv-SE"/>
-        </w:rPr>
-      </w:pPr>
-    </w:p>
-    <w:p>
-      <w:pPr>
-        <w:pStyle w:val="ListParagraph"/>
-        <w:spacing w:line="360" w:lineRule="auto"/>
-        <w:ind w:left="993"/>
-        <w:jc w:val="both"/>
-        <w:rPr>
-          <w:rFonts w:ascii="Arial" w:eastAsia="Arial" w:hAnsi="Arial" w:cs="Arial"/>
-          <w:sz w:val="24"/>
-          <w:szCs w:val="24"/>
-          <w:lang w:val="sv-SE"/>
-        </w:rPr>
-      </w:pPr>
-    </w:p>
-    <w:p>
-      <w:pPr>
-        <w:pStyle w:val="ListParagraph"/>
-        <w:spacing w:line="360" w:lineRule="auto"/>
-        <w:ind w:left="993"/>
-        <w:jc w:val="center"/>
-        <w:rPr>
-          <w:rFonts w:ascii="Arial" w:eastAsia="Arial" w:hAnsi="Arial" w:cs="Arial"/>
-          <w:sz w:val="24"/>
-          <w:szCs w:val="24"/>
-          <w:lang w:val="sv-SE"/>
-        </w:rPr>
-      </w:pPr>
-      <w:r>
-        <w:rPr>
-          <w:rFonts w:ascii="Arial" w:eastAsia="Arial" w:hAnsi="Arial" w:cs="Arial"/>
-          <w:sz w:val="24"/>
-          <w:szCs w:val="24"/>
-          <w:lang w:val="sv-SE"/>
-        </w:rPr>
-        <w:t>Gambar 17. Bagi Jawaban 1 -6 Kurang Dst.</w:t>
-      </w:r>
-    </w:p>
-    <w:p>
-      <w:pPr>
-        <w:pStyle w:val="ListParagraph"/>
-        <w:spacing w:line="360" w:lineRule="auto"/>
-        <w:ind w:left="993"/>
-        <w:jc w:val="both"/>
-        <w:rPr>
-          <w:rFonts w:ascii="Arial" w:eastAsia="Arial" w:hAnsi="Arial" w:cs="Arial"/>
-          <w:sz w:val="24"/>
-          <w:szCs w:val="24"/>
-          <w:lang w:val="sv-SE"/>
-        </w:rPr>
-      </w:pPr>
-      <w:r>
-        <w:rPr>
-          <w:noProof/>
-        </w:rPr>
-        <w:t>{ringkasan}</w:t>
-      </w:r>
-    </w:p>
-    <w:p>
-      <w:pPr>
-        <w:pStyle w:val="ListParagraph"/>
-        <w:spacing w:line="360" w:lineRule="auto"/>
-        <w:ind w:left="993"/>
-        <w:jc w:val="both"/>
-        <w:rPr>
-          <w:rFonts w:ascii="Arial" w:eastAsia="Arial" w:hAnsi="Arial" w:cs="Arial"/>
-          <w:sz w:val="24"/>
-          <w:szCs w:val="24"/>
-          <w:lang w:val="sv-SE"/>
-        </w:rPr>
-      </w:pPr>
-    </w:p>
-    <w:p>
-      <w:pPr>
-        <w:pStyle w:val="ListParagraph"/>
-        <w:numPr>
-          <w:ilvl w:val="0"/>
-          <w:numId w:val="31"/>
-        </w:numPr>
-        <w:spacing w:line="360" w:lineRule="auto"/>
-        <w:ind w:left="993" w:hanging="567"/>
-        <w:jc w:val="both"/>
-        <w:rPr>
-          <w:rFonts w:ascii="Arial" w:eastAsia="Arial" w:hAnsi="Arial" w:cs="Arial"/>
-          <w:sz w:val="24"/>
-          <w:szCs w:val="24"/>
-          <w:lang w:val="en-US"/>
-        </w:rPr>
-      </w:pPr>
-      <w:r>
-        <w:rPr>
-          <w:rFonts w:ascii="Arial" w:eastAsia="Arial" w:hAnsi="Arial" w:cs="Arial"/>
-          <w:sz w:val="24"/>
-          <w:szCs w:val="24"/>
-          <w:lang w:val="en-US"/>
-        </w:rPr>
-        <w:t>DAMPAK PELATIHAN</w:t>
-      </w:r>
-    </w:p>
-    <w:p>
-      <w:pPr>
-        <w:pStyle w:val="ListParagraph"/>
-        <w:spacing w:line="360" w:lineRule="auto"/>
-        <w:ind w:left="993"/>
-        <w:jc w:val="both"/>
-        <w:rPr>
-          <w:rFonts w:ascii="Arial" w:eastAsia="Arial" w:hAnsi="Arial" w:cs="Arial"/>
-          <w:sz w:val="24"/>
-          <w:szCs w:val="24"/>
-          <w:lang w:val="sv-SE"/>
-        </w:rPr>
-      </w:pPr>
-      <w:r>
-        <w:t>${l4_content_1}</w:t>
-      </w:r>
-    </w:p>
-    <w:p>
-      <w:pPr>
-        <w:pStyle w:val="ListParagraph"/>
-        <w:spacing w:line="360" w:lineRule="auto"/>
-        <w:ind w:left="993"/>
-        <w:jc w:val="both"/>
-        <w:rPr>
-          <w:rFonts w:ascii="Arial" w:eastAsia="Arial" w:hAnsi="Arial" w:cs="Arial"/>
-          <w:sz w:val="24"/>
-          <w:szCs w:val="24"/>
-          <w:lang w:val="sv-SE"/>
-        </w:rPr>
-      </w:pPr>
-    </w:p>
-    <w:p>
-      <w:pPr>
-        <w:pStyle w:val="ListParagraph"/>
-        <w:spacing w:line="360" w:lineRule="auto"/>
-        <w:ind w:left="993"/>
-        <w:jc w:val="center"/>
-        <w:rPr>
-          <w:rFonts w:ascii="Arial" w:eastAsia="Arial" w:hAnsi="Arial" w:cs="Arial"/>
-          <w:sz w:val="24"/>
-          <w:szCs w:val="24"/>
-          <w:lang w:val="sv-SE"/>
-        </w:rPr>
-      </w:pPr>
-      <w:r>
-        <w:rPr>
-          <w:rFonts w:ascii="Arial" w:eastAsia="Arial" w:hAnsi="Arial" w:cs="Arial"/>
-          <w:sz w:val="24"/>
-          <w:szCs w:val="24"/>
-          <w:lang w:val="sv-SE"/>
-        </w:rPr>
-        <w:t>Gambar 18. Dampak  Pelatihan</w:t>
-      </w:r>
-      <w:r>
-        <w:rPr>
-          <w:rFonts w:ascii="Arial" w:eastAsia="Arial" w:hAnsi="Arial" w:cs="Arial"/>
-          <w:sz w:val="24"/>
-          <w:szCs w:val="24"/>
-          <w:lang w:val="sv-SE"/>
-        </w:rPr>
-        <w:t xml:space="preserve"> Terhadap Unit Kerja</w:t>
-      </w:r>
-    </w:p>
-    <w:p>
-      <w:pPr>
-        <w:pStyle w:val="ListParagraph"/>
-        <w:spacing w:line="360" w:lineRule="auto"/>
-        <w:ind w:left="993"/>
-        <w:jc w:val="both"/>
-        <w:rPr>
-          <w:rFonts w:ascii="Arial" w:eastAsia="Arial" w:hAnsi="Arial" w:cs="Arial"/>
-          <w:sz w:val="24"/>
-          <w:szCs w:val="24"/>
-          <w:lang w:val="en-US"/>
-        </w:rPr>
-      </w:pPr>
-      <w:r>
-        <w:rPr>
-          <w:noProof/>
-        </w:rPr>
-        <w:t>{ringkasan</w:t>
-      </w:r>
-    </w:p>
-    <w:p>
-      <w:pPr>
-        <w:pStyle w:val="ListParagraph"/>
-        <w:spacing w:line="360" w:lineRule="auto"/>
-        <w:ind w:left="993"/>
-        <w:jc w:val="both"/>
-        <w:rPr>
-          <w:rFonts w:ascii="Arial" w:eastAsia="Arial" w:hAnsi="Arial" w:cs="Arial"/>
-          <w:sz w:val="24"/>
-          <w:szCs w:val="24"/>
-          <w:lang w:val="en-US"/>
-        </w:rPr>
-      </w:pPr>
-    </w:p>
-    <w:p>
-      <w:pPr>
-        <w:pStyle w:val="ListParagraph"/>
-        <w:numPr>
-          <w:ilvl w:val="0"/>
-          <w:numId w:val="31"/>
-        </w:numPr>
-        <w:spacing w:line="360" w:lineRule="auto"/>
-        <w:ind w:left="993" w:hanging="567"/>
-        <w:jc w:val="both"/>
-        <w:rPr>
-          <w:rFonts w:ascii="Arial" w:eastAsia="Arial" w:hAnsi="Arial" w:cs="Arial"/>
-          <w:sz w:val="24"/>
-          <w:szCs w:val="24"/>
-          <w:lang w:val="sv-SE"/>
-        </w:rPr>
-      </w:pPr>
-      <w:r>
-        <w:t>${l4_content_2}</w:t>
-      </w:r>
-    </w:p>
-    <w:p>
-      <w:pPr>
-        <w:pStyle w:val="ListParagraph"/>
-        <w:spacing w:line="360" w:lineRule="auto"/>
-        <w:ind w:left="993"/>
-        <w:jc w:val="both"/>
-        <w:rPr>
-          <w:rFonts w:ascii="Arial" w:eastAsia="Arial" w:hAnsi="Arial" w:cs="Arial"/>
-          <w:sz w:val="24"/>
-          <w:szCs w:val="24"/>
-          <w:lang w:val="sv-SE"/>
-        </w:rPr>
-      </w:pPr>
-    </w:p>
-    <w:p>
-      <w:pPr>
-        <w:pStyle w:val="ListParagraph"/>
-        <w:spacing w:line="360" w:lineRule="auto"/>
-        <w:ind w:left="993"/>
-        <w:jc w:val="center"/>
-        <w:rPr>
-          <w:rFonts w:ascii="Arial" w:eastAsia="Arial" w:hAnsi="Arial" w:cs="Arial"/>
-          <w:sz w:val="24"/>
-          <w:szCs w:val="24"/>
-          <w:lang w:val="sv-SE"/>
-        </w:rPr>
-      </w:pPr>
-      <w:r>
-        <w:rPr>
-          <w:rFonts w:ascii="Arial" w:eastAsia="Arial" w:hAnsi="Arial" w:cs="Arial"/>
-          <w:sz w:val="24"/>
-          <w:szCs w:val="24"/>
-          <w:lang w:val="sv-SE"/>
-        </w:rPr>
-        <w:t>Gambar 19 Dampak Pelatihan</w:t>
-      </w:r>
-    </w:p>
-    <w:p>
-      <w:pPr>
-        <w:pStyle w:val="ListParagraph"/>
-        <w:spacing w:line="360" w:lineRule="auto"/>
-        <w:ind w:left="993"/>
-        <w:jc w:val="both"/>
-        <w:rPr>
-          <w:rFonts w:ascii="Arial" w:eastAsia="Arial" w:hAnsi="Arial" w:cs="Arial"/>
-          <w:sz w:val="24"/>
-          <w:szCs w:val="24"/>
-          <w:lang w:val="sv-SE"/>
-        </w:rPr>
-      </w:pPr>
-    </w:p>
-    <w:p>
-      <w:pPr>
-        <w:pStyle w:val="ListParagraph"/>
-        <w:spacing w:line="360" w:lineRule="auto"/>
-        <w:ind w:left="993"/>
-        <w:jc w:val="both"/>
-        <w:rPr>
-          <w:rFonts w:ascii="Arial" w:eastAsia="Arial" w:hAnsi="Arial" w:cs="Arial"/>
-          <w:sz w:val="24"/>
-          <w:szCs w:val="24"/>
-          <w:lang w:val="sv-SE"/>
-        </w:rPr>
-      </w:pPr>
-    </w:p>
-    <w:p>
-      <w:pPr>
-        <w:pStyle w:val="ListParagraph"/>
-        <w:numPr>
-          <w:ilvl w:val="0"/>
-          <w:numId w:val="31"/>
-        </w:numPr>
-        <w:spacing w:line="360" w:lineRule="auto"/>
-        <w:ind w:left="993" w:hanging="567"/>
-        <w:jc w:val="both"/>
-        <w:rPr>
-          <w:rFonts w:ascii="Arial" w:eastAsia="Arial" w:hAnsi="Arial" w:cs="Arial"/>
-          <w:sz w:val="24"/>
-          <w:szCs w:val="24"/>
-          <w:lang w:val="sv-SE"/>
-        </w:rPr>
-      </w:pPr>
-      <w:r>
-        <w:t>${l4_content_3}</w:t>
-      </w:r>
-    </w:p>
-    <w:p>
-      <w:pPr>
-        <w:pStyle w:val="ListParagraph"/>
-        <w:spacing w:line="360" w:lineRule="auto"/>
-        <w:ind w:left="993"/>
-        <w:jc w:val="both"/>
-        <w:rPr>
-          <w:rFonts w:ascii="Arial" w:eastAsia="Arial" w:hAnsi="Arial" w:cs="Arial"/>
-          <w:sz w:val="24"/>
-          <w:szCs w:val="24"/>
-          <w:lang w:val="sv-SE"/>
-        </w:rPr>
-      </w:pPr>
-    </w:p>
-    <w:p>
-      <w:pPr>
-        <w:pStyle w:val="ListParagraph"/>
-        <w:spacing w:line="360" w:lineRule="auto"/>
-        <w:ind w:left="993"/>
-        <w:jc w:val="center"/>
-        <w:rPr>
-          <w:rFonts w:ascii="Arial" w:eastAsia="Arial" w:hAnsi="Arial" w:cs="Arial"/>
-          <w:sz w:val="24"/>
-          <w:szCs w:val="24"/>
-          <w:lang w:val="en-US"/>
-        </w:rPr>
-      </w:pPr>
-      <w:r>
-        <w:rPr>
-          <w:rFonts w:ascii="Arial" w:eastAsia="Arial" w:hAnsi="Arial" w:cs="Arial"/>
-          <w:sz w:val="24"/>
-          <w:szCs w:val="24"/>
-          <w:lang w:val="en-US"/>
-        </w:rPr>
-        <w:t>Gambar 20. Dampak Pelatihan</w:t>
-      </w:r>
-    </w:p>
-    <w:p>
-      <w:pPr>
-        <w:pStyle w:val="ListParagraph"/>
-        <w:spacing w:line="360" w:lineRule="auto"/>
-        <w:ind w:left="993"/>
-        <w:jc w:val="both"/>
-        <w:rPr>
-          <w:rFonts w:ascii="Arial" w:eastAsia="Arial" w:hAnsi="Arial" w:cs="Arial"/>
-          <w:sz w:val="24"/>
-          <w:szCs w:val="24"/>
-          <w:lang w:val="en-US"/>
-        </w:rPr>
-      </w:pPr>
-      <w:r>
-        <w:rPr>
-          <w:noProof/>
-        </w:rPr>
-        <w:t>{ringkasan}</w:t>
-      </w:r>
-    </w:p>
-    <w:p>
-      <w:pPr>
-        <w:pStyle w:val="ListParagraph"/>
-        <w:spacing w:line="360" w:lineRule="auto"/>
-        <w:ind w:left="993"/>
-        <w:jc w:val="both"/>
-        <w:rPr>
-          <w:rFonts w:ascii="Arial" w:eastAsia="Arial" w:hAnsi="Arial" w:cs="Arial"/>
-          <w:sz w:val="24"/>
-          <w:szCs w:val="24"/>
-          <w:lang w:val="en-US"/>
-        </w:rPr>
-      </w:pPr>
-    </w:p>
-    <w:p>
-      <w:pPr>
-        <w:pStyle w:val="ListParagraph"/>
-        <w:numPr>
-          <w:ilvl w:val="0"/>
-          <w:numId w:val="31"/>
-        </w:numPr>
-        <w:spacing w:line="360" w:lineRule="auto"/>
-        <w:ind w:left="993" w:hanging="567"/>
-        <w:jc w:val="both"/>
-        <w:rPr>
-          <w:rFonts w:ascii="Arial" w:eastAsia="Arial" w:hAnsi="Arial" w:cs="Arial"/>
-          <w:sz w:val="24"/>
-          <w:szCs w:val="24"/>
-          <w:lang w:val="en-US"/>
-        </w:rPr>
-      </w:pPr>
-      <w:r>
-        <w:t>${l4_content_4}</w:t>
-      </w:r>
-    </w:p>
-    <w:p>
-      <w:pPr>
-        <w:pStyle w:val="ListParagraph"/>
-        <w:spacing w:line="360" w:lineRule="auto"/>
-        <w:ind w:left="993"/>
-        <w:jc w:val="center"/>
-        <w:rPr>
-          <w:rFonts w:ascii="Arial" w:eastAsia="Arial" w:hAnsi="Arial" w:cs="Arial"/>
-          <w:sz w:val="24"/>
-          <w:szCs w:val="24"/>
-          <w:lang w:val="en-US"/>
-        </w:rPr>
-      </w:pPr>
-    </w:p>
-    <w:p>
-      <w:pPr>
-        <w:pStyle w:val="ListParagraph"/>
-        <w:spacing w:line="360" w:lineRule="auto"/>
-        <w:ind w:left="993"/>
-        <w:jc w:val="center"/>
-        <w:rPr>
-          <w:rFonts w:ascii="Arial" w:eastAsia="Arial" w:hAnsi="Arial" w:cs="Arial"/>
-          <w:sz w:val="24"/>
-          <w:szCs w:val="24"/>
-          <w:lang w:val="en-US"/>
-        </w:rPr>
-      </w:pPr>
-    </w:p>
-    <w:p>
-      <w:pPr>
-        <w:pStyle w:val="ListParagraph"/>
-        <w:spacing w:line="360" w:lineRule="auto"/>
-        <w:ind w:left="993"/>
-        <w:jc w:val="center"/>
-        <w:rPr>
-          <w:rFonts w:ascii="Arial" w:eastAsia="Arial" w:hAnsi="Arial" w:cs="Arial"/>
-          <w:sz w:val="24"/>
-          <w:szCs w:val="24"/>
-          <w:lang w:val="en-US"/>
-        </w:rPr>
-      </w:pPr>
-      <w:r>
-        <w:rPr>
-          <w:rFonts w:ascii="Arial" w:eastAsia="Arial" w:hAnsi="Arial" w:cs="Arial"/>
-          <w:sz w:val="24"/>
-          <w:szCs w:val="24"/>
-          <w:lang w:val="en-US"/>
-        </w:rPr>
-        <w:t>Gambar 21. Dampak Pelatihan</w:t>
-      </w:r>
-    </w:p>
-    <w:p>
-      <w:pPr>
-        <w:pStyle w:val="ListParagraph"/>
-        <w:spacing w:line="360" w:lineRule="auto"/>
-        <w:ind w:left="993"/>
-        <w:jc w:val="both"/>
-        <w:rPr>
-          <w:rFonts w:ascii="Arial" w:eastAsia="Arial" w:hAnsi="Arial" w:cs="Arial"/>
-          <w:sz w:val="24"/>
-          <w:szCs w:val="24"/>
-          <w:lang w:val="sv-SE"/>
-        </w:rPr>
-      </w:pPr>
-      <w:r>
-        <w:rPr>
-          <w:noProof/>
-        </w:rPr>
-        <w:t>{ringkasan}</w:t>
-      </w:r>
-    </w:p>
-    <w:p>
-      <w:pPr>
-        <w:pStyle w:val="ListParagraph"/>
-        <w:spacing w:line="360" w:lineRule="auto"/>
-        <w:ind w:left="993"/>
-        <w:jc w:val="both"/>
-        <w:rPr>
-          <w:rFonts w:ascii="Arial" w:eastAsia="Arial" w:hAnsi="Arial" w:cs="Arial"/>
-          <w:sz w:val="24"/>
-          <w:szCs w:val="24"/>
-          <w:lang w:val="sv-SE"/>
-        </w:rPr>
-      </w:pPr>
-    </w:p>
-    <w:p>
-      <w:pPr>
-        <w:pStyle w:val="ListParagraph"/>
-        <w:numPr>
-          <w:ilvl w:val="0"/>
-          <w:numId w:val="31"/>
-        </w:numPr>
-        <w:spacing w:line="360" w:lineRule="auto"/>
-        <w:ind w:left="993" w:hanging="567"/>
-        <w:jc w:val="both"/>
-        <w:rPr>
-          <w:rFonts w:ascii="Arial" w:eastAsia="Arial" w:hAnsi="Arial" w:cs="Arial"/>
-          <w:sz w:val="24"/>
-          <w:szCs w:val="24"/>
-          <w:lang w:val="sv-SE"/>
-        </w:rPr>
-      </w:pPr>
-      <w:r>
-        <w:t>${l4_content_5}</w:t>
-      </w:r>
-    </w:p>
-    <w:p>
-      <w:pPr>
-        <w:pStyle w:val="ListParagraph"/>
-        <w:spacing w:line="360" w:lineRule="auto"/>
-        <w:ind w:left="993"/>
-        <w:jc w:val="center"/>
-        <w:rPr>
-          <w:rFonts w:ascii="Arial" w:eastAsia="Arial" w:hAnsi="Arial" w:cs="Arial"/>
-          <w:sz w:val="24"/>
-          <w:szCs w:val="24"/>
-          <w:lang w:val="sv-SE"/>
-        </w:rPr>
-      </w:pPr>
-      <w:r>
-        <w:rPr>
-          <w:rFonts w:ascii="Arial" w:eastAsia="Arial" w:hAnsi="Arial" w:cs="Arial"/>
-          <w:sz w:val="24"/>
-          <w:szCs w:val="24"/>
-          <w:lang w:val="sv-SE"/>
-        </w:rPr>
-        <w:t>Gambar 22. Dampak Pelatihan</w:t>
-      </w:r>
-    </w:p>
-    <w:p>
-      <w:pPr>
-        <w:pStyle w:val="ListParagraph"/>
-        <w:spacing w:line="360" w:lineRule="auto"/>
-        <w:ind w:left="993"/>
-        <w:jc w:val="both"/>
-        <w:rPr>
-          <w:rFonts w:ascii="Arial" w:eastAsia="Arial" w:hAnsi="Arial" w:cs="Arial"/>
-          <w:sz w:val="24"/>
-          <w:szCs w:val="24"/>
-          <w:lang w:val="en-US"/>
-        </w:rPr>
-      </w:pPr>
-      <w:r>
-        <w:rPr>
-          <w:noProof/>
-        </w:rPr>
-        <w:t>{ringkasan}</w:t>
-      </w:r>
-    </w:p>
-    <w:p>
-      <w:pPr>
-        <w:pStyle w:val="ListParagraph"/>
-        <w:spacing w:line="360" w:lineRule="auto"/>
-        <w:ind w:left="993"/>
-        <w:jc w:val="both"/>
-        <w:rPr>
-          <w:rFonts w:ascii="Arial" w:eastAsia="Arial" w:hAnsi="Arial" w:cs="Arial"/>
-          <w:sz w:val="24"/>
-          <w:szCs w:val="24"/>
-          <w:lang w:val="en-US"/>
-        </w:rPr>
-      </w:pPr>
-    </w:p>
-    <w:p>
-      <w:pPr>
-        <w:pStyle w:val="ListParagraph"/>
-        <w:numPr>
-          <w:ilvl w:val="0"/>
-          <w:numId w:val="31"/>
-        </w:numPr>
-        <w:spacing w:line="360" w:lineRule="auto"/>
-        <w:ind w:left="993" w:hanging="567"/>
-        <w:jc w:val="both"/>
-        <w:rPr>
-          <w:rFonts w:ascii="Arial" w:eastAsia="Arial" w:hAnsi="Arial" w:cs="Arial"/>
-          <w:sz w:val="24"/>
-          <w:szCs w:val="24"/>
-          <w:lang w:val="sv-SE"/>
-        </w:rPr>
-      </w:pPr>
-      <w:r>
-        <w:t>${l4_content_6}</w:t>
-      </w:r>
-    </w:p>
-    <w:p>
-      <w:pPr>
-        <w:pStyle w:val="ListParagraph"/>
-        <w:spacing w:line="360" w:lineRule="auto"/>
-        <w:ind w:left="993"/>
-        <w:jc w:val="both"/>
-        <w:rPr>
-          <w:rFonts w:ascii="Arial" w:eastAsia="Arial" w:hAnsi="Arial" w:cs="Arial"/>
-          <w:sz w:val="24"/>
-          <w:szCs w:val="24"/>
-          <w:lang w:val="sv-SE"/>
-        </w:rPr>
-      </w:pPr>
-    </w:p>
-    <w:p>
-      <w:pPr>
-        <w:pStyle w:val="ListParagraph"/>
-        <w:spacing w:line="360" w:lineRule="auto"/>
-        <w:ind w:left="993"/>
-        <w:jc w:val="center"/>
-        <w:rPr>
-          <w:rFonts w:ascii="Arial" w:eastAsia="Arial" w:hAnsi="Arial" w:cs="Arial"/>
-          <w:sz w:val="24"/>
-          <w:szCs w:val="24"/>
-          <w:lang w:val="sv-SE"/>
-        </w:rPr>
-      </w:pPr>
-      <w:r>
-        <w:rPr>
-          <w:rFonts w:ascii="Arial" w:eastAsia="Arial" w:hAnsi="Arial" w:cs="Arial"/>
-          <w:sz w:val="24"/>
-          <w:szCs w:val="24"/>
-          <w:lang w:val="sv-SE"/>
-        </w:rPr>
-        <w:t>Gambar 23, Dampak Pelatihan</w:t>
-      </w:r>
-    </w:p>
-    <w:p>
-      <w:pPr>
-        <w:pStyle w:val="ListParagraph"/>
-        <w:spacing w:line="360" w:lineRule="auto"/>
-        <w:ind w:left="993"/>
-        <w:jc w:val="both"/>
-        <w:rPr>
-          <w:rFonts w:ascii="Arial" w:eastAsia="Arial" w:hAnsi="Arial" w:cs="Arial"/>
-          <w:sz w:val="24"/>
-          <w:szCs w:val="24"/>
-          <w:lang w:val="sv-SE"/>
-        </w:rPr>
-      </w:pPr>
-      <w:r>
-        <w:rPr>
-          <w:noProof/>
-        </w:rPr>
-        <w:t>{ringkasan}</w:t>
-      </w:r>
-    </w:p>
-    <w:p>
-      <w:pPr>
-        <w:pStyle w:val="ListParagraph"/>
-        <w:spacing w:line="360" w:lineRule="auto"/>
-        <w:ind w:left="993"/>
-        <w:jc w:val="both"/>
-        <w:rPr>
-          <w:rFonts w:ascii="Arial" w:eastAsia="Arial" w:hAnsi="Arial" w:cs="Arial"/>
-          <w:sz w:val="24"/>
-          <w:szCs w:val="24"/>
-          <w:lang w:val="sv-SE"/>
-        </w:rPr>
-      </w:pPr>
-    </w:p>
-    <w:p>
-      <w:pPr>
-        <w:pStyle w:val="ListParagraph"/>
-        <w:spacing w:line="360" w:lineRule="auto"/>
-        <w:ind w:left="993"/>
-        <w:jc w:val="both"/>
-        <w:rPr>
-          <w:rFonts w:ascii="Arial" w:eastAsia="Arial" w:hAnsi="Arial" w:cs="Arial"/>
-          <w:sz w:val="24"/>
-          <w:szCs w:val="24"/>
-          <w:lang w:val="sv-SE"/>
-        </w:rPr>
-      </w:pPr>
-    </w:p>
-    <w:p>
-      <w:pPr>
-        <w:pStyle w:val="ListParagraph"/>
-        <w:spacing w:line="360" w:lineRule="auto"/>
-        <w:ind w:left="993"/>
-        <w:jc w:val="both"/>
-        <w:rPr>
-          <w:rFonts w:ascii="Arial" w:eastAsia="Arial" w:hAnsi="Arial" w:cs="Arial"/>
-          <w:sz w:val="24"/>
-          <w:szCs w:val="24"/>
-          <w:lang w:val="sv-SE"/>
-        </w:rPr>
-      </w:pPr>
-    </w:p>
-    <w:p>
-      <w:pPr>
-        <w:pStyle w:val="ListParagraph"/>
-        <w:spacing w:line="360" w:lineRule="auto"/>
-        <w:ind w:left="993"/>
-        <w:jc w:val="both"/>
-        <w:rPr>
-          <w:rFonts w:ascii="Arial" w:eastAsia="Arial" w:hAnsi="Arial" w:cs="Arial"/>
-          <w:sz w:val="24"/>
-          <w:szCs w:val="24"/>
-          <w:lang w:val="sv-SE"/>
-        </w:rPr>
-      </w:pPr>
-    </w:p>
-    <w:p>
-      <w:pPr>
-        <w:pStyle w:val="ListParagraph"/>
-        <w:spacing w:line="360" w:lineRule="auto"/>
-        <w:ind w:left="993"/>
-        <w:jc w:val="both"/>
-        <w:rPr>
-          <w:rFonts w:ascii="Arial" w:eastAsia="Arial" w:hAnsi="Arial" w:cs="Arial"/>
-          <w:sz w:val="24"/>
-          <w:szCs w:val="24"/>
-          <w:lang w:val="sv-SE"/>
-        </w:rPr>
-      </w:pPr>
-    </w:p>
-    <w:p>
-      <w:pPr>
-        <w:pStyle w:val="ListParagraph"/>
-        <w:spacing w:line="360" w:lineRule="auto"/>
-        <w:ind w:left="993"/>
-        <w:jc w:val="both"/>
-        <w:rPr>
-          <w:rFonts w:ascii="Arial" w:eastAsia="Arial" w:hAnsi="Arial" w:cs="Arial"/>
-          <w:sz w:val="24"/>
-          <w:szCs w:val="24"/>
-          <w:lang w:val="sv-SE"/>
-        </w:rPr>
-      </w:pPr>
-    </w:p>
-    <w:p>
-      <w:pPr>
-        <w:pStyle w:val="ListParagraph"/>
-        <w:spacing w:line="360" w:lineRule="auto"/>
-        <w:ind w:left="993"/>
-        <w:jc w:val="both"/>
-        <w:rPr>
-          <w:rFonts w:ascii="Arial" w:eastAsia="Arial" w:hAnsi="Arial" w:cs="Arial"/>
-          <w:sz w:val="24"/>
-          <w:szCs w:val="24"/>
-          <w:lang w:val="sv-SE"/>
-        </w:rPr>
-      </w:pPr>
-    </w:p>
-    <w:p>
-      <w:pPr>
-        <w:pStyle w:val="ListParagraph"/>
-        <w:spacing w:line="360" w:lineRule="auto"/>
-        <w:ind w:left="993"/>
-        <w:jc w:val="both"/>
-        <w:rPr>
-          <w:rFonts w:ascii="Arial" w:eastAsia="Arial" w:hAnsi="Arial" w:cs="Arial"/>
-          <w:sz w:val="24"/>
-          <w:szCs w:val="24"/>
-          <w:lang w:val="sv-SE"/>
-        </w:rPr>
-      </w:pPr>
-    </w:p>
-    <w:p>
-      <w:pPr>
-        <w:pStyle w:val="ListParagraph"/>
-        <w:spacing w:line="360" w:lineRule="auto"/>
-        <w:ind w:left="993"/>
-        <w:jc w:val="both"/>
-        <w:rPr>
-          <w:rFonts w:ascii="Arial" w:eastAsia="Arial" w:hAnsi="Arial" w:cs="Arial"/>
-          <w:sz w:val="24"/>
-          <w:szCs w:val="24"/>
-          <w:lang w:val="sv-SE"/>
-        </w:rPr>
-      </w:pPr>
-    </w:p>
-    <w:p>
-      <w:pPr>
-        <w:pStyle w:val="ListParagraph"/>
-        <w:spacing w:line="360" w:lineRule="auto"/>
-        <w:ind w:left="993"/>
-        <w:jc w:val="both"/>
-        <w:rPr>
-          <w:rFonts w:ascii="Arial" w:eastAsia="Arial" w:hAnsi="Arial" w:cs="Arial"/>
-          <w:sz w:val="24"/>
-          <w:szCs w:val="24"/>
-          <w:lang w:val="sv-SE"/>
-        </w:rPr>
-      </w:pPr>
-    </w:p>
-    <w:p>
-      <w:pPr>
-        <w:pStyle w:val="ListParagraph"/>
-        <w:spacing w:line="360" w:lineRule="auto"/>
-        <w:ind w:left="993"/>
-        <w:jc w:val="both"/>
-        <w:rPr>
-          <w:rFonts w:ascii="Arial" w:eastAsia="Arial" w:hAnsi="Arial" w:cs="Arial"/>
-          <w:sz w:val="24"/>
-          <w:szCs w:val="24"/>
-          <w:lang w:val="sv-SE"/>
-        </w:rPr>
-      </w:pPr>
-    </w:p>
-    <w:p>
-      <w:pPr>
-        <w:pStyle w:val="ListParagraph"/>
-        <w:spacing w:line="360" w:lineRule="auto"/>
-        <w:ind w:left="993"/>
-        <w:jc w:val="both"/>
-        <w:rPr>
-          <w:rFonts w:ascii="Arial" w:eastAsia="Arial" w:hAnsi="Arial" w:cs="Arial"/>
-          <w:sz w:val="24"/>
-          <w:szCs w:val="24"/>
-          <w:lang w:val="sv-SE"/>
-        </w:rPr>
-      </w:pPr>
-    </w:p>
-    <w:p>
-      <w:pPr>
-        <w:pStyle w:val="ListParagraph"/>
-        <w:spacing w:line="360" w:lineRule="auto"/>
-        <w:ind w:left="993"/>
-        <w:jc w:val="both"/>
-        <w:rPr>
-          <w:rFonts w:ascii="Arial" w:eastAsia="Arial" w:hAnsi="Arial" w:cs="Arial"/>
-          <w:sz w:val="24"/>
-          <w:szCs w:val="24"/>
-          <w:lang w:val="sv-SE"/>
-        </w:rPr>
-      </w:pPr>
-    </w:p>
-    <w:p>
-      <w:pPr>
-        <w:pStyle w:val="ListParagraph"/>
-        <w:spacing w:line="360" w:lineRule="auto"/>
-        <w:ind w:left="993"/>
-        <w:jc w:val="both"/>
-        <w:rPr>
-          <w:rFonts w:ascii="Arial" w:eastAsia="Arial" w:hAnsi="Arial" w:cs="Arial"/>
-          <w:sz w:val="24"/>
-          <w:szCs w:val="24"/>
-          <w:lang w:val="sv-SE"/>
-        </w:rPr>
-      </w:pPr>
-    </w:p>
-    <w:p>
-      <w:pPr>
-        <w:pStyle w:val="ListParagraph"/>
-        <w:spacing w:line="360" w:lineRule="auto"/>
-        <w:ind w:left="993"/>
-        <w:jc w:val="both"/>
-        <w:rPr>
-          <w:rFonts w:ascii="Arial" w:eastAsia="Arial" w:hAnsi="Arial" w:cs="Arial"/>
-          <w:sz w:val="24"/>
-          <w:szCs w:val="24"/>
-          <w:lang w:val="sv-SE"/>
-        </w:rPr>
-      </w:pPr>
-    </w:p>
-    <w:p>
-      <w:pPr>
-        <w:pStyle w:val="ListParagraph"/>
-        <w:spacing w:line="360" w:lineRule="auto"/>
-        <w:ind w:left="993"/>
-        <w:jc w:val="both"/>
-        <w:rPr>
-          <w:rFonts w:ascii="Arial" w:eastAsia="Arial" w:hAnsi="Arial" w:cs="Arial"/>
-          <w:sz w:val="24"/>
-          <w:szCs w:val="24"/>
-          <w:lang w:val="sv-SE"/>
-        </w:rPr>
-      </w:pPr>
-    </w:p>
-    <w:p>
-      <w:pPr>
-        <w:pStyle w:val="ListParagraph"/>
-        <w:spacing w:line="360" w:lineRule="auto"/>
-        <w:ind w:left="993"/>
-        <w:jc w:val="both"/>
-        <w:rPr>
-          <w:rFonts w:ascii="Arial" w:eastAsia="Arial" w:hAnsi="Arial" w:cs="Arial"/>
-          <w:sz w:val="24"/>
-          <w:szCs w:val="24"/>
-          <w:lang w:val="sv-SE"/>
-        </w:rPr>
-      </w:pPr>
-    </w:p>
-    <w:p>
-      <w:pPr>
-        <w:pStyle w:val="ListParagraph"/>
-        <w:spacing w:line="360" w:lineRule="auto"/>
-        <w:ind w:left="993"/>
-        <w:jc w:val="both"/>
-        <w:rPr>
-          <w:rFonts w:ascii="Arial" w:eastAsia="Arial" w:hAnsi="Arial" w:cs="Arial"/>
-          <w:sz w:val="24"/>
-          <w:szCs w:val="24"/>
-          <w:lang w:val="sv-SE"/>
-        </w:rPr>
-      </w:pPr>
-    </w:p>
-    <w:p>
-      <w:pPr>
-        <w:pStyle w:val="ListParagraph"/>
-        <w:spacing w:line="360" w:lineRule="auto"/>
-        <w:ind w:left="993"/>
-        <w:jc w:val="both"/>
-        <w:rPr>
-          <w:rFonts w:ascii="Arial" w:eastAsia="Arial" w:hAnsi="Arial" w:cs="Arial"/>
-          <w:sz w:val="24"/>
-          <w:szCs w:val="24"/>
-          <w:lang w:val="sv-SE"/>
-        </w:rPr>
-      </w:pPr>
-    </w:p>
-    <w:p>
-      <w:pPr>
-        <w:pStyle w:val="ListParagraph"/>
-        <w:spacing w:line="360" w:lineRule="auto"/>
-        <w:ind w:left="993"/>
-        <w:jc w:val="both"/>
-        <w:rPr>
-          <w:rFonts w:ascii="Arial" w:eastAsia="Arial" w:hAnsi="Arial" w:cs="Arial"/>
-          <w:sz w:val="24"/>
-          <w:szCs w:val="24"/>
-          <w:lang w:val="sv-SE"/>
-        </w:rPr>
-      </w:pPr>
-    </w:p>
-    <w:p>
-      <w:pPr>
-        <w:pStyle w:val="ListParagraph"/>
-        <w:spacing w:line="360" w:lineRule="auto"/>
-        <w:ind w:left="993"/>
-        <w:jc w:val="both"/>
-        <w:rPr>
-          <w:rFonts w:ascii="Arial" w:eastAsia="Arial" w:hAnsi="Arial" w:cs="Arial"/>
-          <w:sz w:val="24"/>
-          <w:szCs w:val="24"/>
-          <w:lang w:val="sv-SE"/>
-        </w:rPr>
-      </w:pPr>
-    </w:p>
-    <w:p>
-      <w:pPr>
-        <w:pStyle w:val="ListParagraph"/>
-        <w:spacing w:line="360" w:lineRule="auto"/>
-        <w:ind w:left="993"/>
-        <w:jc w:val="both"/>
-        <w:rPr>
-          <w:rFonts w:ascii="Arial" w:eastAsia="Arial" w:hAnsi="Arial" w:cs="Arial"/>
-          <w:sz w:val="24"/>
-          <w:szCs w:val="24"/>
-          <w:lang w:val="sv-SE"/>
-        </w:rPr>
-      </w:pPr>
-    </w:p>
-    <w:p>
-      <w:pPr>
-        <w:pStyle w:val="ListParagraph"/>
-        <w:spacing w:line="360" w:lineRule="auto"/>
-        <w:ind w:left="993"/>
-        <w:jc w:val="both"/>
-        <w:rPr>
-          <w:rFonts w:ascii="Arial" w:eastAsia="Arial" w:hAnsi="Arial" w:cs="Arial"/>
-          <w:sz w:val="24"/>
-          <w:szCs w:val="24"/>
-          <w:lang w:val="sv-SE"/>
-        </w:rPr>
-      </w:pPr>
+      <w:r>
+        <w:t>${bab_iii_dinamis}</w:t>
+      </w:r>
     </w:p>
     <w:p>
       <w:pPr>
